--- a/templates/docx/11-participant-summary-card.docx
+++ b/templates/docx/11-participant-summary-card.docx
@@ -8,9 +8,9 @@
       </w:pPr>
       <w:r>
         <w:rPr>
-          <w:rFonts w:ascii="IBM Plex Sans" w:hAnsi="IBM Plex Sans"/>
+          <w:rFonts w:ascii="Public Sans" w:hAnsi="Public Sans"/>
           <w:b/>
-          <w:color w:val="0F62FE"/>
+          <w:color w:val="005EA2"/>
           <w:sz w:val="56"/>
         </w:rPr>
         <w:t>Participant summary card</w:t>
@@ -20,14 +20,14 @@
       <w:pPr>
         <w:spacing w:after="120"/>
         <w:pBdr>
-          <w:bottom w:val="single" w:sz="8" w:space="6" w:color="0F62FE"/>
+          <w:bottom w:val="single" w:sz="8" w:space="6" w:color="005EA2"/>
         </w:pBdr>
       </w:pPr>
       <w:r>
         <w:rPr>
-          <w:rFonts w:ascii="IBM Plex Sans" w:hAnsi="IBM Plex Sans"/>
+          <w:rFonts w:ascii="Public Sans" w:hAnsi="Public Sans"/>
           <w:b/>
-          <w:color w:val="525252"/>
+          <w:color w:val="565C65"/>
           <w:sz w:val="32"/>
         </w:rPr>
         <w:t>Template</w:t>
@@ -39,8 +39,8 @@
       </w:pPr>
       <w:r>
         <w:rPr>
-          <w:rFonts w:ascii="IBM Plex Sans" w:hAnsi="IBM Plex Sans"/>
-          <w:color w:val="161616"/>
+          <w:rFonts w:ascii="Public Sans" w:hAnsi="Public Sans"/>
+          <w:color w:val="1B1B1B"/>
         </w:rPr>
         <w:t>The one-page artifact that goes back to the people who gave you their time. Template 10 is the email; this is what the email attaches or embeds. Most studies send both, and a study that does runs both gates.</w:t>
       </w:r>
@@ -51,44 +51,44 @@
       </w:pPr>
       <w:r>
         <w:rPr>
-          <w:rFonts w:ascii="IBM Plex Mono" w:hAnsi="IBM Plex Mono"/>
-          <w:color w:val="161616"/>
+          <w:rFonts w:ascii="Roboto Mono" w:hAnsi="Roboto Mono"/>
+          <w:color w:val="1B1B1B"/>
         </w:rPr>
         <w:t>EVALUATION-LOOP.md</w:t>
       </w:r>
       <w:r>
         <w:rPr>
-          <w:rFonts w:ascii="IBM Plex Sans" w:hAnsi="IBM Plex Sans"/>
-          <w:color w:val="161616"/>
+          <w:rFonts w:ascii="Public Sans" w:hAnsi="Public Sans"/>
+          <w:color w:val="1B1B1B"/>
         </w:rPr>
         <w:t xml:space="preserve"> §4.10 is the Definition of Done, and </w:t>
       </w:r>
       <w:r>
         <w:rPr>
-          <w:rFonts w:ascii="IBM Plex Sans" w:hAnsi="IBM Plex Sans"/>
+          <w:rFonts w:ascii="Public Sans" w:hAnsi="Public Sans"/>
           <w:b/>
-          <w:color w:val="161616"/>
+          <w:color w:val="1B1B1B"/>
         </w:rPr>
         <w:t>§4.9 items 1-6 apply to this card in full</w:t>
       </w:r>
       <w:r>
         <w:rPr>
-          <w:rFonts w:ascii="IBM Plex Sans" w:hAnsi="IBM Plex Sans"/>
-          <w:color w:val="161616"/>
+          <w:rFonts w:ascii="Public Sans" w:hAnsi="Public Sans"/>
+          <w:color w:val="1B1B1B"/>
         </w:rPr>
         <w:t xml:space="preserve"> — same recipient tiering, same aggregation rule, same ban on implying decisions that have not been made. Read template 10 first; this template covers only what a designed document adds. </w:t>
       </w:r>
       <w:r>
         <w:rPr>
-          <w:rFonts w:ascii="IBM Plex Mono" w:hAnsi="IBM Plex Mono"/>
-          <w:color w:val="161616"/>
+          <w:rFonts w:ascii="Roboto Mono" w:hAnsi="Roboto Mono"/>
+          <w:color w:val="1B1B1B"/>
         </w:rPr>
         <w:t>skills/research-participant-summary-card</w:t>
       </w:r>
       <w:r>
         <w:rPr>
-          <w:rFonts w:ascii="IBM Plex Sans" w:hAnsi="IBM Plex Sans"/>
-          <w:color w:val="161616"/>
+          <w:rFonts w:ascii="Public Sans" w:hAnsi="Public Sans"/>
+          <w:color w:val="1B1B1B"/>
         </w:rPr>
         <w:t xml:space="preserve"> carries the full rules and the reference HTML.</w:t>
       </w:r>
@@ -101,8 +101,8 @@
       </w:pPr>
       <w:r>
         <w:rPr>
-          <w:rFonts w:ascii="IBM Plex Sans" w:hAnsi="IBM Plex Sans"/>
-          <w:color w:val="0F62FE"/>
+          <w:rFonts w:ascii="Public Sans" w:hAnsi="Public Sans"/>
+          <w:color w:val="005EA2"/>
         </w:rPr>
         <w:t>Why a card needs its own bar</w:t>
       </w:r>
@@ -113,8 +113,8 @@
       </w:pPr>
       <w:r>
         <w:rPr>
-          <w:rFonts w:ascii="IBM Plex Sans" w:hAnsi="IBM Plex Sans"/>
-          <w:color w:val="161616"/>
+          <w:rFonts w:ascii="Public Sans" w:hAnsi="Public Sans"/>
+          <w:color w:val="1B1B1B"/>
         </w:rPr>
         <w:t>An email reads as one person writing to another. A card carries your company's logo and the authority of a designed document, and a requirement laid out in a numbered list under that logo reads as a roadmap rather than as something a customer said.</w:t>
       </w:r>
@@ -125,8 +125,8 @@
       </w:pPr>
       <w:r>
         <w:rPr>
-          <w:rFonts w:ascii="IBM Plex Sans" w:hAnsi="IBM Plex Sans"/>
-          <w:color w:val="161616"/>
+          <w:rFonts w:ascii="Public Sans" w:hAnsi="Public Sans"/>
+          <w:color w:val="1B1B1B"/>
         </w:rPr>
         <w:t>That single difference generates every rule below.</w:t>
       </w:r>
@@ -139,8 +139,8 @@
       </w:pPr>
       <w:r>
         <w:rPr>
-          <w:rFonts w:ascii="IBM Plex Sans" w:hAnsi="IBM Plex Sans"/>
-          <w:color w:val="0F62FE"/>
+          <w:rFonts w:ascii="Public Sans" w:hAnsi="Public Sans"/>
+          <w:color w:val="005EA2"/>
         </w:rPr>
         <w:t>The framing test</w:t>
       </w:r>
@@ -151,8 +151,8 @@
       </w:pPr>
       <w:r>
         <w:rPr>
-          <w:rFonts w:ascii="IBM Plex Sans" w:hAnsi="IBM Plex Sans"/>
-          <w:color w:val="161616"/>
+          <w:rFonts w:ascii="Public Sans" w:hAnsi="Public Sans"/>
+          <w:color w:val="1B1B1B"/>
         </w:rPr>
         <w:t>Before drafting, settle three things. Getting these wrong is not a style problem; it is the difference between an artifact that builds trust and one your PM has to walk back.</w:t>
       </w:r>
@@ -168,61 +168,61 @@
       </w:pPr>
       <w:r>
         <w:rPr>
-          <w:rFonts w:ascii="IBM Plex Sans" w:hAnsi="IBM Plex Sans"/>
+          <w:rFonts w:ascii="Public Sans" w:hAnsi="Public Sans"/>
           <w:b/>
-          <w:color w:val="161616"/>
+          <w:color w:val="1B1B1B"/>
         </w:rPr>
         <w:t>Whose voice?</w:t>
       </w:r>
       <w:r>
         <w:rPr>
-          <w:rFonts w:ascii="IBM Plex Sans" w:hAnsi="IBM Plex Sans"/>
-          <w:color w:val="161616"/>
+          <w:rFonts w:ascii="Public Sans" w:hAnsi="Public Sans"/>
+          <w:color w:val="1B1B1B"/>
         </w:rPr>
         <w:t xml:space="preserve"> Every substantive line is the participant's, marked as theirs: </w:t>
       </w:r>
       <w:r>
         <w:rPr>
-          <w:rFonts w:ascii="IBM Plex Sans" w:hAnsi="IBM Plex Sans"/>
+          <w:rFonts w:ascii="Public Sans" w:hAnsi="Public Sans"/>
           <w:i/>
-          <w:color w:val="161616"/>
+          <w:color w:val="1B1B1B"/>
         </w:rPr>
         <w:t>"You described…"</w:t>
       </w:r>
       <w:r>
         <w:rPr>
-          <w:rFonts w:ascii="IBM Plex Sans" w:hAnsi="IBM Plex Sans"/>
-          <w:color w:val="161616"/>
+          <w:rFonts w:ascii="Public Sans" w:hAnsi="Public Sans"/>
+          <w:color w:val="1B1B1B"/>
         </w:rPr>
         <w:t xml:space="preserve">, </w:t>
       </w:r>
       <w:r>
         <w:rPr>
-          <w:rFonts w:ascii="IBM Plex Sans" w:hAnsi="IBM Plex Sans"/>
+          <w:rFonts w:ascii="Public Sans" w:hAnsi="Public Sans"/>
           <w:i/>
-          <w:color w:val="161616"/>
+          <w:color w:val="1B1B1B"/>
         </w:rPr>
         <w:t>"You asked for…"</w:t>
       </w:r>
       <w:r>
         <w:rPr>
-          <w:rFonts w:ascii="IBM Plex Sans" w:hAnsi="IBM Plex Sans"/>
-          <w:color w:val="161616"/>
+          <w:rFonts w:ascii="Public Sans" w:hAnsi="Public Sans"/>
+          <w:color w:val="1B1B1B"/>
         </w:rPr>
         <w:t xml:space="preserve">, </w:t>
       </w:r>
       <w:r>
         <w:rPr>
-          <w:rFonts w:ascii="IBM Plex Sans" w:hAnsi="IBM Plex Sans"/>
+          <w:rFonts w:ascii="Public Sans" w:hAnsi="Public Sans"/>
           <w:i/>
-          <w:color w:val="161616"/>
+          <w:color w:val="1B1B1B"/>
         </w:rPr>
         <w:t>"You told us…"</w:t>
       </w:r>
       <w:r>
         <w:rPr>
-          <w:rFonts w:ascii="IBM Plex Sans" w:hAnsi="IBM Plex Sans"/>
-          <w:color w:val="161616"/>
+          <w:rFonts w:ascii="Public Sans" w:hAnsi="Public Sans"/>
+          <w:color w:val="1B1B1B"/>
         </w:rPr>
         <w:t xml:space="preserve"> A requirement without visible attribution is a commitment, however carefully the rest of the sentence is hedged.</w:t>
       </w:r>
@@ -238,16 +238,16 @@
       </w:pPr>
       <w:r>
         <w:rPr>
-          <w:rFonts w:ascii="IBM Plex Sans" w:hAnsi="IBM Plex Sans"/>
+          <w:rFonts w:ascii="Public Sans" w:hAnsi="Public Sans"/>
           <w:b/>
-          <w:color w:val="161616"/>
+          <w:color w:val="1B1B1B"/>
         </w:rPr>
         <w:t>Conditions or blockers?</w:t>
       </w:r>
       <w:r>
         <w:rPr>
-          <w:rFonts w:ascii="IBM Plex Sans" w:hAnsi="IBM Plex Sans"/>
-          <w:color w:val="161616"/>
+          <w:rFonts w:ascii="Public Sans" w:hAnsi="Public Sans"/>
+          <w:color w:val="1B1B1B"/>
         </w:rPr>
         <w:t xml:space="preserve"> The same evidence reads as "here is what makes this work for you" or as "here are three unsolved problems with our product." A customer executive who wasn't in the sessions reads the second as a warning. Organize around enablement — it is equally honest and far stronger.</w:t>
       </w:r>
@@ -263,16 +263,16 @@
       </w:pPr>
       <w:r>
         <w:rPr>
-          <w:rFonts w:ascii="IBM Plex Sans" w:hAnsi="IBM Plex Sans"/>
+          <w:rFonts w:ascii="Public Sans" w:hAnsi="Public Sans"/>
           <w:b/>
-          <w:color w:val="161616"/>
+          <w:color w:val="1B1B1B"/>
         </w:rPr>
         <w:t>Who is the actor?</w:t>
       </w:r>
       <w:r>
         <w:rPr>
-          <w:rFonts w:ascii="IBM Plex Sans" w:hAnsi="IBM Plex Sans"/>
-          <w:color w:val="161616"/>
+          <w:rFonts w:ascii="Public Sans" w:hAnsi="Public Sans"/>
+          <w:color w:val="1B1B1B"/>
         </w:rPr>
         <w:t xml:space="preserve"> Prefer "adoption" over "migration." One centers the customer's decision and timeline; the other frames them as the object of something being done to them. Sweep derived forms too. A product team with its own neutral vocabulary follows that instead; the principle governs.</w:t>
       </w:r>
@@ -285,8 +285,8 @@
       </w:pPr>
       <w:r>
         <w:rPr>
-          <w:rFonts w:ascii="IBM Plex Sans" w:hAnsi="IBM Plex Sans"/>
-          <w:color w:val="0F62FE"/>
+          <w:rFonts w:ascii="Public Sans" w:hAnsi="Public Sans"/>
+          <w:color w:val="005EA2"/>
         </w:rPr>
         <w:t>What never appears</w:t>
       </w:r>
@@ -297,8 +297,8 @@
       </w:pPr>
       <w:r>
         <w:rPr>
-          <w:rFonts w:ascii="IBM Plex Sans" w:hAnsi="IBM Plex Sans"/>
-          <w:color w:val="161616"/>
+          <w:rFonts w:ascii="Public Sans" w:hAnsi="Public Sans"/>
+          <w:color w:val="1B1B1B"/>
         </w:rPr>
         <w:t>Stricter than any internal artifact, and stricter than you will expect:</w:t>
       </w:r>
@@ -320,7 +320,7 @@
         <w:tc>
           <w:tcPr>
             <w:tcW w:type="dxa" w:w="4680"/>
-            <w:shd w:fill="F4F4F4"/>
+            <w:shd w:fill="F0F0F0"/>
           </w:tcPr>
           <w:p>
             <w:pPr>
@@ -328,9 +328,9 @@
             </w:pPr>
             <w:r>
               <w:rPr>
-                <w:rFonts w:ascii="IBM Plex Sans" w:hAnsi="IBM Plex Sans"/>
+                <w:rFonts w:ascii="Public Sans" w:hAnsi="Public Sans"/>
                 <w:b/>
-                <w:color w:val="161616"/>
+                <w:color w:val="1B1B1B"/>
                 <w:sz w:val="21"/>
               </w:rPr>
               <w:t>Excluded</w:t>
@@ -340,7 +340,7 @@
         <w:tc>
           <w:tcPr>
             <w:tcW w:type="dxa" w:w="4680"/>
-            <w:shd w:fill="F4F4F4"/>
+            <w:shd w:fill="F0F0F0"/>
           </w:tcPr>
           <w:p>
             <w:pPr>
@@ -348,9 +348,9 @@
             </w:pPr>
             <w:r>
               <w:rPr>
-                <w:rFonts w:ascii="IBM Plex Sans" w:hAnsi="IBM Plex Sans"/>
+                <w:rFonts w:ascii="Public Sans" w:hAnsi="Public Sans"/>
                 <w:b/>
-                <w:color w:val="161616"/>
+                <w:color w:val="1B1B1B"/>
                 <w:sz w:val="21"/>
               </w:rPr>
               <w:t>Why</w:t>
@@ -369,7 +369,7 @@
             </w:pPr>
             <w:r>
               <w:rPr>
-                <w:rFonts w:ascii="IBM Plex Sans" w:hAnsi="IBM Plex Sans"/>
+                <w:rFonts w:ascii="Public Sans" w:hAnsi="Public Sans"/>
                 <w:b w:val="0"/>
                 <w:sz w:val="21"/>
               </w:rPr>
@@ -387,7 +387,7 @@
             </w:pPr>
             <w:r>
               <w:rPr>
-                <w:rFonts w:ascii="IBM Plex Sans" w:hAnsi="IBM Plex Sans"/>
+                <w:rFonts w:ascii="Public Sans" w:hAnsi="Public Sans"/>
                 <w:b w:val="0"/>
                 <w:sz w:val="21"/>
               </w:rPr>
@@ -407,7 +407,7 @@
             </w:pPr>
             <w:r>
               <w:rPr>
-                <w:rFonts w:ascii="IBM Plex Sans" w:hAnsi="IBM Plex Sans"/>
+                <w:rFonts w:ascii="Public Sans" w:hAnsi="Public Sans"/>
                 <w:b w:val="0"/>
                 <w:sz w:val="21"/>
               </w:rPr>
@@ -425,7 +425,7 @@
             </w:pPr>
             <w:r>
               <w:rPr>
-                <w:rFonts w:ascii="IBM Plex Sans" w:hAnsi="IBM Plex Sans"/>
+                <w:rFonts w:ascii="Public Sans" w:hAnsi="Public Sans"/>
                 <w:b w:val="0"/>
                 <w:sz w:val="21"/>
               </w:rPr>
@@ -445,7 +445,7 @@
             </w:pPr>
             <w:r>
               <w:rPr>
-                <w:rFonts w:ascii="IBM Plex Sans" w:hAnsi="IBM Plex Sans"/>
+                <w:rFonts w:ascii="Public Sans" w:hAnsi="Public Sans"/>
                 <w:b w:val="0"/>
                 <w:sz w:val="21"/>
               </w:rPr>
@@ -463,7 +463,7 @@
             </w:pPr>
             <w:r>
               <w:rPr>
-                <w:rFonts w:ascii="IBM Plex Sans" w:hAnsi="IBM Plex Sans"/>
+                <w:rFonts w:ascii="Public Sans" w:hAnsi="Public Sans"/>
                 <w:b w:val="0"/>
                 <w:sz w:val="21"/>
               </w:rPr>
@@ -483,7 +483,7 @@
             </w:pPr>
             <w:r>
               <w:rPr>
-                <w:rFonts w:ascii="IBM Plex Sans" w:hAnsi="IBM Plex Sans"/>
+                <w:rFonts w:ascii="Public Sans" w:hAnsi="Public Sans"/>
                 <w:b w:val="0"/>
                 <w:sz w:val="21"/>
               </w:rPr>
@@ -501,7 +501,7 @@
             </w:pPr>
             <w:r>
               <w:rPr>
-                <w:rFonts w:ascii="IBM Plex Sans" w:hAnsi="IBM Plex Sans"/>
+                <w:rFonts w:ascii="Public Sans" w:hAnsi="Public Sans"/>
                 <w:b w:val="0"/>
                 <w:sz w:val="21"/>
               </w:rPr>
@@ -521,7 +521,7 @@
             </w:pPr>
             <w:r>
               <w:rPr>
-                <w:rFonts w:ascii="IBM Plex Sans" w:hAnsi="IBM Plex Sans"/>
+                <w:rFonts w:ascii="Public Sans" w:hAnsi="Public Sans"/>
                 <w:b w:val="0"/>
                 <w:sz w:val="21"/>
               </w:rPr>
@@ -539,7 +539,7 @@
             </w:pPr>
             <w:r>
               <w:rPr>
-                <w:rFonts w:ascii="IBM Plex Sans" w:hAnsi="IBM Plex Sans"/>
+                <w:rFonts w:ascii="Public Sans" w:hAnsi="Public Sans"/>
                 <w:b w:val="0"/>
                 <w:sz w:val="21"/>
               </w:rPr>
@@ -559,7 +559,7 @@
             </w:pPr>
             <w:r>
               <w:rPr>
-                <w:rFonts w:ascii="IBM Plex Sans" w:hAnsi="IBM Plex Sans"/>
+                <w:rFonts w:ascii="Public Sans" w:hAnsi="Public Sans"/>
                 <w:b w:val="0"/>
                 <w:sz w:val="21"/>
               </w:rPr>
@@ -577,7 +577,7 @@
             </w:pPr>
             <w:r>
               <w:rPr>
-                <w:rFonts w:ascii="IBM Plex Sans" w:hAnsi="IBM Plex Sans"/>
+                <w:rFonts w:ascii="Public Sans" w:hAnsi="Public Sans"/>
                 <w:b w:val="0"/>
                 <w:sz w:val="21"/>
               </w:rPr>
@@ -597,7 +597,7 @@
             </w:pPr>
             <w:r>
               <w:rPr>
-                <w:rFonts w:ascii="IBM Plex Sans" w:hAnsi="IBM Plex Sans"/>
+                <w:rFonts w:ascii="Public Sans" w:hAnsi="Public Sans"/>
                 <w:b w:val="0"/>
                 <w:sz w:val="21"/>
               </w:rPr>
@@ -615,7 +615,7 @@
             </w:pPr>
             <w:r>
               <w:rPr>
-                <w:rFonts w:ascii="IBM Plex Sans" w:hAnsi="IBM Plex Sans"/>
+                <w:rFonts w:ascii="Public Sans" w:hAnsi="Public Sans"/>
                 <w:b w:val="0"/>
                 <w:sz w:val="21"/>
               </w:rPr>
@@ -631,38 +631,38 @@
       </w:pPr>
       <w:r>
         <w:rPr>
-          <w:rFonts w:ascii="IBM Plex Sans" w:hAnsi="IBM Plex Sans"/>
-          <w:color w:val="161616"/>
+          <w:rFonts w:ascii="Public Sans" w:hAnsi="Public Sans"/>
+          <w:color w:val="1B1B1B"/>
         </w:rPr>
         <w:t xml:space="preserve">Naming a </w:t>
       </w:r>
       <w:r>
         <w:rPr>
-          <w:rFonts w:ascii="IBM Plex Sans" w:hAnsi="IBM Plex Sans"/>
+          <w:rFonts w:ascii="Public Sans" w:hAnsi="Public Sans"/>
           <w:b/>
-          <w:color w:val="161616"/>
+          <w:color w:val="1B1B1B"/>
         </w:rPr>
         <w:t>capability</w:t>
       </w:r>
       <w:r>
         <w:rPr>
-          <w:rFonts w:ascii="IBM Plex Sans" w:hAnsi="IBM Plex Sans"/>
-          <w:color w:val="161616"/>
+          <w:rFonts w:ascii="Public Sans" w:hAnsi="Public Sans"/>
+          <w:color w:val="1B1B1B"/>
         </w:rPr>
         <w:t xml:space="preserve"> the customer asked for is fine. Previewing an implementation is not: </w:t>
       </w:r>
       <w:r>
         <w:rPr>
-          <w:rFonts w:ascii="IBM Plex Sans" w:hAnsi="IBM Plex Sans"/>
+          <w:rFonts w:ascii="Public Sans" w:hAnsi="Public Sans"/>
           <w:i/>
-          <w:color w:val="161616"/>
+          <w:color w:val="1B1B1B"/>
         </w:rPr>
         <w:t>"a compatibility layer, for example a proxy or wrapper"</w:t>
       </w:r>
       <w:r>
         <w:rPr>
-          <w:rFonts w:ascii="IBM Plex Sans" w:hAnsi="IBM Plex Sans"/>
-          <w:color w:val="161616"/>
+          <w:rFonts w:ascii="Public Sans" w:hAnsi="Public Sans"/>
+          <w:color w:val="1B1B1B"/>
         </w:rPr>
         <w:t xml:space="preserve"> shows you understood the mechanism without committing to a design.</w:t>
       </w:r>
@@ -673,8 +673,8 @@
       </w:pPr>
       <w:r>
         <w:rPr>
-          <w:rFonts w:ascii="IBM Plex Sans" w:hAnsi="IBM Plex Sans"/>
-          <w:color w:val="161616"/>
+          <w:rFonts w:ascii="Public Sans" w:hAnsi="Public Sans"/>
+          <w:color w:val="1B1B1B"/>
         </w:rPr>
         <w:t>When you cut a restricted topic, tell the researcher what you cut, what replaced it, and who owns the message. Never drop a finding silently.</w:t>
       </w:r>
@@ -687,8 +687,8 @@
       </w:pPr>
       <w:r>
         <w:rPr>
-          <w:rFonts w:ascii="IBM Plex Sans" w:hAnsi="IBM Plex Sans"/>
-          <w:color w:val="0F62FE"/>
+          <w:rFonts w:ascii="Public Sans" w:hAnsi="Public Sans"/>
+          <w:color w:val="005EA2"/>
         </w:rPr>
         <w:t>Structure</w:t>
       </w:r>
@@ -699,22 +699,22 @@
       </w:pPr>
       <w:r>
         <w:rPr>
-          <w:rFonts w:ascii="IBM Plex Sans" w:hAnsi="IBM Plex Sans"/>
-          <w:color w:val="161616"/>
+          <w:rFonts w:ascii="Public Sans" w:hAnsi="Public Sans"/>
+          <w:color w:val="1B1B1B"/>
         </w:rPr>
         <w:t xml:space="preserve">Six zones. Full specification, palette values, and reference HTML: </w:t>
       </w:r>
       <w:r>
         <w:rPr>
-          <w:rFonts w:ascii="IBM Plex Mono" w:hAnsi="IBM Plex Mono"/>
-          <w:color w:val="161616"/>
+          <w:rFonts w:ascii="Roboto Mono" w:hAnsi="Roboto Mono"/>
+          <w:color w:val="1B1B1B"/>
         </w:rPr>
         <w:t>skills/research-participant-summary-card/references/at-a-glance-card.md</w:t>
       </w:r>
       <w:r>
         <w:rPr>
-          <w:rFonts w:ascii="IBM Plex Sans" w:hAnsi="IBM Plex Sans"/>
-          <w:color w:val="161616"/>
+          <w:rFonts w:ascii="Public Sans" w:hAnsi="Public Sans"/>
+          <w:color w:val="1B1B1B"/>
         </w:rPr>
         <w:t>.</w:t>
       </w:r>
@@ -723,12 +723,12 @@
       <w:pPr>
         <w:spacing w:before="0" w:after="0"/>
         <w:ind w:left="216"/>
-        <w:shd w:val="clear" w:fill="F4F4F4"/>
+        <w:shd w:val="clear" w:fill="F0F0F0"/>
       </w:pPr>
       <w:r>
         <w:rPr>
-          <w:rFonts w:ascii="IBM Plex Mono" w:hAnsi="IBM Plex Mono"/>
-          <w:color w:val="161616"/>
+          <w:rFonts w:ascii="Roboto Mono" w:hAnsi="Roboto Mono"/>
+          <w:color w:val="1B1B1B"/>
           <w:sz w:val="17"/>
         </w:rPr>
         <w:t>1  EYEBROW          [Team name]  |  [Product]</w:t>
@@ -738,12 +738,12 @@
       <w:pPr>
         <w:spacing w:before="0" w:after="0"/>
         <w:ind w:left="216"/>
-        <w:shd w:val="clear" w:fill="F4F4F4"/>
+        <w:shd w:val="clear" w:fill="F0F0F0"/>
       </w:pPr>
       <w:r>
         <w:rPr>
-          <w:rFonts w:ascii="IBM Plex Mono" w:hAnsi="IBM Plex Mono"/>
-          <w:color w:val="161616"/>
+          <w:rFonts w:ascii="Roboto Mono" w:hAnsi="Roboto Mono"/>
+          <w:color w:val="1B1B1B"/>
           <w:sz w:val="17"/>
         </w:rPr>
         <w:t xml:space="preserve"> </w:t>
@@ -753,12 +753,12 @@
       <w:pPr>
         <w:spacing w:before="0" w:after="0"/>
         <w:ind w:left="216"/>
-        <w:shd w:val="clear" w:fill="F4F4F4"/>
+        <w:shd w:val="clear" w:fill="F0F0F0"/>
       </w:pPr>
       <w:r>
         <w:rPr>
-          <w:rFonts w:ascii="IBM Plex Mono" w:hAnsi="IBM Plex Mono"/>
-          <w:color w:val="161616"/>
+          <w:rFonts w:ascii="Roboto Mono" w:hAnsi="Roboto Mono"/>
+          <w:color w:val="1B1B1B"/>
           <w:sz w:val="17"/>
         </w:rPr>
         <w:t>2  TITLE            What You Told Us About Adopting [Product]</w:t>
@@ -768,12 +768,12 @@
       <w:pPr>
         <w:spacing w:before="0" w:after="0"/>
         <w:ind w:left="216"/>
-        <w:shd w:val="clear" w:fill="F4F4F4"/>
+        <w:shd w:val="clear" w:fill="F0F0F0"/>
       </w:pPr>
       <w:r>
         <w:rPr>
-          <w:rFonts w:ascii="IBM Plex Mono" w:hAnsi="IBM Plex Mono"/>
-          <w:color w:val="161616"/>
+          <w:rFonts w:ascii="Roboto Mono" w:hAnsi="Roboto Mono"/>
+          <w:color w:val="1B1B1B"/>
           <w:sz w:val="17"/>
         </w:rPr>
         <w:t xml:space="preserve">   SUBTITLE         [Study] — what we heard from you, at a glance</w:t>
@@ -783,12 +783,12 @@
       <w:pPr>
         <w:spacing w:before="0" w:after="0"/>
         <w:ind w:left="216"/>
-        <w:shd w:val="clear" w:fill="F4F4F4"/>
+        <w:shd w:val="clear" w:fill="F0F0F0"/>
       </w:pPr>
       <w:r>
         <w:rPr>
-          <w:rFonts w:ascii="IBM Plex Mono" w:hAnsi="IBM Plex Mono"/>
-          <w:color w:val="161616"/>
+          <w:rFonts w:ascii="Roboto Mono" w:hAnsi="Roboto Mono"/>
+          <w:color w:val="1B1B1B"/>
           <w:sz w:val="17"/>
         </w:rPr>
         <w:t xml:space="preserve">                    Never call it "sanitized" here. That belongs in the</w:t>
@@ -798,12 +798,12 @@
       <w:pPr>
         <w:spacing w:before="0" w:after="0"/>
         <w:ind w:left="216"/>
-        <w:shd w:val="clear" w:fill="F4F4F4"/>
+        <w:shd w:val="clear" w:fill="F0F0F0"/>
       </w:pPr>
       <w:r>
         <w:rPr>
-          <w:rFonts w:ascii="IBM Plex Mono" w:hAnsi="IBM Plex Mono"/>
-          <w:color w:val="161616"/>
+          <w:rFonts w:ascii="Roboto Mono" w:hAnsi="Roboto Mono"/>
+          <w:color w:val="1B1B1B"/>
           <w:sz w:val="17"/>
         </w:rPr>
         <w:t xml:space="preserve">                    footer as a disclosure; in the title area it makes a</w:t>
@@ -813,12 +813,12 @@
       <w:pPr>
         <w:spacing w:before="0" w:after="0"/>
         <w:ind w:left="216"/>
-        <w:shd w:val="clear" w:fill="F4F4F4"/>
+        <w:shd w:val="clear" w:fill="F0F0F0"/>
       </w:pPr>
       <w:r>
         <w:rPr>
-          <w:rFonts w:ascii="IBM Plex Mono" w:hAnsi="IBM Plex Mono"/>
-          <w:color w:val="161616"/>
+          <w:rFonts w:ascii="Roboto Mono" w:hAnsi="Roboto Mono"/>
+          <w:color w:val="1B1B1B"/>
           <w:sz w:val="17"/>
         </w:rPr>
         <w:t xml:space="preserve">                    warm document feel legal.</w:t>
@@ -828,12 +828,12 @@
       <w:pPr>
         <w:spacing w:before="0" w:after="0"/>
         <w:ind w:left="216"/>
-        <w:shd w:val="clear" w:fill="F4F4F4"/>
+        <w:shd w:val="clear" w:fill="F0F0F0"/>
       </w:pPr>
       <w:r>
         <w:rPr>
-          <w:rFonts w:ascii="IBM Plex Mono" w:hAnsi="IBM Plex Mono"/>
-          <w:color w:val="161616"/>
+          <w:rFonts w:ascii="Roboto Mono" w:hAnsi="Roboto Mono"/>
+          <w:color w:val="1B1B1B"/>
           <w:sz w:val="17"/>
         </w:rPr>
         <w:t xml:space="preserve"> </w:t>
@@ -843,12 +843,12 @@
       <w:pPr>
         <w:spacing w:before="0" w:after="0"/>
         <w:ind w:left="216"/>
-        <w:shd w:val="clear" w:fill="F4F4F4"/>
+        <w:shd w:val="clear" w:fill="F0F0F0"/>
       </w:pPr>
       <w:r>
         <w:rPr>
-          <w:rFonts w:ascii="IBM Plex Mono" w:hAnsi="IBM Plex Mono"/>
-          <w:color w:val="161616"/>
+          <w:rFonts w:ascii="Roboto Mono" w:hAnsi="Roboto Mono"/>
+          <w:color w:val="1B1B1B"/>
           <w:sz w:val="17"/>
         </w:rPr>
         <w:t>3  THREE STATS      [N] participants with a role descriptor</w:t>
@@ -858,12 +858,12 @@
       <w:pPr>
         <w:spacing w:before="0" w:after="0"/>
         <w:ind w:left="216"/>
-        <w:shd w:val="clear" w:fill="F4F4F4"/>
+        <w:shd w:val="clear" w:fill="F0F0F0"/>
       </w:pPr>
       <w:r>
         <w:rPr>
-          <w:rFonts w:ascii="IBM Plex Mono" w:hAnsi="IBM Plex Mono"/>
-          <w:color w:val="161616"/>
+          <w:rFonts w:ascii="Roboto Mono" w:hAnsi="Roboto Mono"/>
+          <w:color w:val="1B1B1B"/>
           <w:sz w:val="17"/>
         </w:rPr>
         <w:t xml:space="preserve">                    A qualitative depth marker — never a session duration</w:t>
@@ -873,12 +873,12 @@
       <w:pPr>
         <w:spacing w:before="0" w:after="0"/>
         <w:ind w:left="216"/>
-        <w:shd w:val="clear" w:fill="F4F4F4"/>
+        <w:shd w:val="clear" w:fill="F0F0F0"/>
       </w:pPr>
       <w:r>
         <w:rPr>
-          <w:rFonts w:ascii="IBM Plex Mono" w:hAnsi="IBM Plex Mono"/>
-          <w:color w:val="161616"/>
+          <w:rFonts w:ascii="Roboto Mono" w:hAnsi="Roboto Mono"/>
+          <w:color w:val="1B1B1B"/>
           <w:sz w:val="17"/>
         </w:rPr>
         <w:t xml:space="preserve">                    The number of conditions</w:t>
@@ -888,12 +888,12 @@
       <w:pPr>
         <w:spacing w:before="0" w:after="0"/>
         <w:ind w:left="216"/>
-        <w:shd w:val="clear" w:fill="F4F4F4"/>
+        <w:shd w:val="clear" w:fill="F0F0F0"/>
       </w:pPr>
       <w:r>
         <w:rPr>
-          <w:rFonts w:ascii="IBM Plex Mono" w:hAnsi="IBM Plex Mono"/>
-          <w:color w:val="161616"/>
+          <w:rFonts w:ascii="Roboto Mono" w:hAnsi="Roboto Mono"/>
+          <w:color w:val="1B1B1B"/>
           <w:sz w:val="17"/>
         </w:rPr>
         <w:t xml:space="preserve"> </w:t>
@@ -903,12 +903,12 @@
       <w:pPr>
         <w:spacing w:before="0" w:after="0"/>
         <w:ind w:left="216"/>
-        <w:shd w:val="clear" w:fill="F4F4F4"/>
+        <w:shd w:val="clear" w:fill="F0F0F0"/>
       </w:pPr>
       <w:r>
         <w:rPr>
-          <w:rFonts w:ascii="IBM Plex Mono" w:hAnsi="IBM Plex Mono"/>
-          <w:color w:val="161616"/>
+          <w:rFonts w:ascii="Roboto Mono" w:hAnsi="Roboto Mono"/>
+          <w:color w:val="1B1B1B"/>
           <w:sz w:val="17"/>
         </w:rPr>
         <w:t>4  HEADLINE         One sentence. The single thing you heard, framed as</w:t>
@@ -918,12 +918,12 @@
       <w:pPr>
         <w:spacing w:before="0" w:after="0"/>
         <w:ind w:left="216"/>
-        <w:shd w:val="clear" w:fill="F4F4F4"/>
+        <w:shd w:val="clear" w:fill="F0F0F0"/>
       </w:pPr>
       <w:r>
         <w:rPr>
-          <w:rFonts w:ascii="IBM Plex Mono" w:hAnsi="IBM Plex Mono"/>
-          <w:color w:val="161616"/>
+          <w:rFonts w:ascii="Roboto Mono" w:hAnsi="Roboto Mono"/>
+          <w:color w:val="1B1B1B"/>
           <w:sz w:val="17"/>
         </w:rPr>
         <w:t xml:space="preserve">                    enablement. Write this last, after the conditions</w:t>
@@ -933,12 +933,12 @@
       <w:pPr>
         <w:spacing w:before="0" w:after="0"/>
         <w:ind w:left="216"/>
-        <w:shd w:val="clear" w:fill="F4F4F4"/>
+        <w:shd w:val="clear" w:fill="F0F0F0"/>
       </w:pPr>
       <w:r>
         <w:rPr>
-          <w:rFonts w:ascii="IBM Plex Mono" w:hAnsi="IBM Plex Mono"/>
-          <w:color w:val="161616"/>
+          <w:rFonts w:ascii="Roboto Mono" w:hAnsi="Roboto Mono"/>
+          <w:color w:val="1B1B1B"/>
           <w:sz w:val="17"/>
         </w:rPr>
         <w:t xml:space="preserve">                    are settled.</w:t>
@@ -948,12 +948,12 @@
       <w:pPr>
         <w:spacing w:before="0" w:after="0"/>
         <w:ind w:left="216"/>
-        <w:shd w:val="clear" w:fill="F4F4F4"/>
+        <w:shd w:val="clear" w:fill="F0F0F0"/>
       </w:pPr>
       <w:r>
         <w:rPr>
-          <w:rFonts w:ascii="IBM Plex Mono" w:hAnsi="IBM Plex Mono"/>
-          <w:color w:val="161616"/>
+          <w:rFonts w:ascii="Roboto Mono" w:hAnsi="Roboto Mono"/>
+          <w:color w:val="1B1B1B"/>
           <w:sz w:val="17"/>
         </w:rPr>
         <w:t xml:space="preserve"> </w:t>
@@ -963,12 +963,12 @@
       <w:pPr>
         <w:spacing w:before="0" w:after="0"/>
         <w:ind w:left="216"/>
-        <w:shd w:val="clear" w:fill="F4F4F4"/>
+        <w:shd w:val="clear" w:fill="F0F0F0"/>
       </w:pPr>
       <w:r>
         <w:rPr>
-          <w:rFonts w:ascii="IBM Plex Mono" w:hAnsi="IBM Plex Mono"/>
-          <w:color w:val="161616"/>
+          <w:rFonts w:ascii="Roboto Mono" w:hAnsi="Roboto Mono"/>
+          <w:color w:val="1B1B1B"/>
           <w:sz w:val="17"/>
         </w:rPr>
         <w:t>5  THREE CONDITIONS Each: a condition-for-success title, then a line</w:t>
@@ -978,12 +978,12 @@
       <w:pPr>
         <w:spacing w:before="0" w:after="0"/>
         <w:ind w:left="216"/>
-        <w:shd w:val="clear" w:fill="F4F4F4"/>
+        <w:shd w:val="clear" w:fill="F0F0F0"/>
       </w:pPr>
       <w:r>
         <w:rPr>
-          <w:rFonts w:ascii="IBM Plex Mono" w:hAnsi="IBM Plex Mono"/>
-          <w:color w:val="161616"/>
+          <w:rFonts w:ascii="Roboto Mono" w:hAnsi="Roboto Mono"/>
+          <w:color w:val="1B1B1B"/>
           <w:sz w:val="17"/>
         </w:rPr>
         <w:t xml:space="preserve">                    opening with "You described / You asked for /</w:t>
@@ -993,12 +993,12 @@
       <w:pPr>
         <w:spacing w:before="0" w:after="0"/>
         <w:ind w:left="216"/>
-        <w:shd w:val="clear" w:fill="F4F4F4"/>
+        <w:shd w:val="clear" w:fill="F0F0F0"/>
       </w:pPr>
       <w:r>
         <w:rPr>
-          <w:rFonts w:ascii="IBM Plex Mono" w:hAnsi="IBM Plex Mono"/>
-          <w:color w:val="161616"/>
+          <w:rFonts w:ascii="Roboto Mono" w:hAnsi="Roboto Mono"/>
+          <w:color w:val="1B1B1B"/>
           <w:sz w:val="17"/>
         </w:rPr>
         <w:t xml:space="preserve">                    You told us."</w:t>
@@ -1008,12 +1008,12 @@
       <w:pPr>
         <w:spacing w:before="0" w:after="0"/>
         <w:ind w:left="216"/>
-        <w:shd w:val="clear" w:fill="F4F4F4"/>
+        <w:shd w:val="clear" w:fill="F0F0F0"/>
       </w:pPr>
       <w:r>
         <w:rPr>
-          <w:rFonts w:ascii="IBM Plex Mono" w:hAnsi="IBM Plex Mono"/>
-          <w:color w:val="161616"/>
+          <w:rFonts w:ascii="Roboto Mono" w:hAnsi="Roboto Mono"/>
+          <w:color w:val="1B1B1B"/>
           <w:sz w:val="17"/>
         </w:rPr>
         <w:t xml:space="preserve">                    Three is the number. Two looks thin; four stops</w:t>
@@ -1023,12 +1023,12 @@
       <w:pPr>
         <w:spacing w:before="0" w:after="0"/>
         <w:ind w:left="216"/>
-        <w:shd w:val="clear" w:fill="F4F4F4"/>
+        <w:shd w:val="clear" w:fill="F0F0F0"/>
       </w:pPr>
       <w:r>
         <w:rPr>
-          <w:rFonts w:ascii="IBM Plex Mono" w:hAnsi="IBM Plex Mono"/>
-          <w:color w:val="161616"/>
+          <w:rFonts w:ascii="Roboto Mono" w:hAnsi="Roboto Mono"/>
+          <w:color w:val="1B1B1B"/>
           <w:sz w:val="17"/>
         </w:rPr>
         <w:t xml:space="preserve">                    being scannable at a glance.</w:t>
@@ -1038,12 +1038,12 @@
       <w:pPr>
         <w:spacing w:before="0" w:after="0"/>
         <w:ind w:left="216"/>
-        <w:shd w:val="clear" w:fill="F4F4F4"/>
+        <w:shd w:val="clear" w:fill="F0F0F0"/>
       </w:pPr>
       <w:r>
         <w:rPr>
-          <w:rFonts w:ascii="IBM Plex Mono" w:hAnsi="IBM Plex Mono"/>
-          <w:color w:val="161616"/>
+          <w:rFonts w:ascii="Roboto Mono" w:hAnsi="Roboto Mono"/>
+          <w:color w:val="1B1B1B"/>
           <w:sz w:val="17"/>
         </w:rPr>
         <w:t xml:space="preserve"> </w:t>
@@ -1053,12 +1053,12 @@
       <w:pPr>
         <w:spacing w:before="0" w:after="0"/>
         <w:ind w:left="216"/>
-        <w:shd w:val="clear" w:fill="F4F4F4"/>
+        <w:shd w:val="clear" w:fill="F0F0F0"/>
       </w:pPr>
       <w:r>
         <w:rPr>
-          <w:rFonts w:ascii="IBM Plex Mono" w:hAnsi="IBM Plex Mono"/>
-          <w:color w:val="161616"/>
+          <w:rFonts w:ascii="Roboto Mono" w:hAnsi="Roboto Mono"/>
+          <w:color w:val="1B1B1B"/>
           <w:sz w:val="17"/>
         </w:rPr>
         <w:t>6  SECONDARY LIST   Three non-technical needs. Where commercially-owned</w:t>
@@ -1068,12 +1068,12 @@
       <w:pPr>
         <w:spacing w:before="0" w:after="0"/>
         <w:ind w:left="216"/>
-        <w:shd w:val="clear" w:fill="F4F4F4"/>
+        <w:shd w:val="clear" w:fill="F0F0F0"/>
       </w:pPr>
       <w:r>
         <w:rPr>
-          <w:rFonts w:ascii="IBM Plex Mono" w:hAnsi="IBM Plex Mono"/>
-          <w:color w:val="161616"/>
+          <w:rFonts w:ascii="Roboto Mono" w:hAnsi="Roboto Mono"/>
+          <w:color w:val="1B1B1B"/>
           <w:sz w:val="17"/>
         </w:rPr>
         <w:t xml:space="preserve">                    topics get replaced by the need underneath them.</w:t>
@@ -1083,12 +1083,12 @@
       <w:pPr>
         <w:spacing w:before="0" w:after="0"/>
         <w:ind w:left="216"/>
-        <w:shd w:val="clear" w:fill="F4F4F4"/>
+        <w:shd w:val="clear" w:fill="F0F0F0"/>
       </w:pPr>
       <w:r>
         <w:rPr>
-          <w:rFonts w:ascii="IBM Plex Mono" w:hAnsi="IBM Plex Mono"/>
-          <w:color w:val="161616"/>
+          <w:rFonts w:ascii="Roboto Mono" w:hAnsi="Roboto Mono"/>
+          <w:color w:val="1B1B1B"/>
           <w:sz w:val="17"/>
         </w:rPr>
         <w:t xml:space="preserve"> </w:t>
@@ -1098,12 +1098,12 @@
       <w:pPr>
         <w:spacing w:before="0" w:after="0"/>
         <w:ind w:left="216"/>
-        <w:shd w:val="clear" w:fill="F4F4F4"/>
+        <w:shd w:val="clear" w:fill="F0F0F0"/>
       </w:pPr>
       <w:r>
         <w:rPr>
-          <w:rFonts w:ascii="IBM Plex Mono" w:hAnsi="IBM Plex Mono"/>
-          <w:color w:val="161616"/>
+          <w:rFonts w:ascii="Roboto Mono" w:hAnsi="Roboto Mono"/>
+          <w:color w:val="1B1B1B"/>
           <w:sz w:val="17"/>
         </w:rPr>
         <w:t xml:space="preserve">   FOOTER           Left: thanks + soft impact statement</w:t>
@@ -1113,12 +1113,12 @@
       <w:pPr>
         <w:spacing w:before="0" w:after="0"/>
         <w:ind w:left="216"/>
-        <w:shd w:val="clear" w:fill="F4F4F4"/>
+        <w:shd w:val="clear" w:fill="F0F0F0"/>
       </w:pPr>
       <w:r>
         <w:rPr>
-          <w:rFonts w:ascii="IBM Plex Mono" w:hAnsi="IBM Plex Mono"/>
-          <w:color w:val="161616"/>
+          <w:rFonts w:ascii="Roboto Mono" w:hAnsi="Roboto Mono"/>
+          <w:color w:val="1B1B1B"/>
           <w:sz w:val="17"/>
         </w:rPr>
         <w:t xml:space="preserve">                    Right: anonymization disclosure + Month Year</w:t>
@@ -1135,16 +1135,16 @@
       </w:pPr>
       <w:r>
         <w:rPr>
-          <w:rFonts w:ascii="IBM Plex Sans" w:hAnsi="IBM Plex Sans"/>
+          <w:rFonts w:ascii="Public Sans" w:hAnsi="Public Sans"/>
           <w:b/>
-          <w:color w:val="161616"/>
+          <w:color w:val="1B1B1B"/>
         </w:rPr>
         <w:t>The footer is a commitment surface.</w:t>
       </w:r>
       <w:r>
         <w:rPr>
-          <w:rFonts w:ascii="IBM Plex Sans" w:hAnsi="IBM Plex Sans"/>
-          <w:color w:val="161616"/>
+          <w:rFonts w:ascii="Public Sans" w:hAnsi="Public Sans"/>
+          <w:color w:val="1B1B1B"/>
         </w:rPr>
         <w:t xml:space="preserve"> "Informing our product thinking" is safe. "Shaping the roadmap" is a soft promise that comes back. The date is required: an undated customer-facing artifact circulates indefinitely and gets read as current a year later.</w:t>
       </w:r>
@@ -1157,8 +1157,8 @@
       </w:pPr>
       <w:r>
         <w:rPr>
-          <w:rFonts w:ascii="IBM Plex Sans" w:hAnsi="IBM Plex Sans"/>
-          <w:color w:val="0F62FE"/>
+          <w:rFonts w:ascii="Public Sans" w:hAnsi="Public Sans"/>
+          <w:color w:val="005EA2"/>
         </w:rPr>
         <w:t>Voice</w:t>
       </w:r>
@@ -1169,15 +1169,15 @@
       </w:pPr>
       <w:r>
         <w:rPr>
-          <w:rFonts w:ascii="IBM Plex Mono" w:hAnsi="IBM Plex Mono"/>
-          <w:color w:val="161616"/>
+          <w:rFonts w:ascii="Roboto Mono" w:hAnsi="Roboto Mono"/>
+          <w:color w:val="1B1B1B"/>
         </w:rPr>
         <w:t>VOICE-AND-STYLE.md</w:t>
       </w:r>
       <w:r>
         <w:rPr>
-          <w:rFonts w:ascii="IBM Plex Sans" w:hAnsi="IBM Plex Sans"/>
-          <w:color w:val="161616"/>
+          <w:rFonts w:ascii="Public Sans" w:hAnsi="Public Sans"/>
+          <w:color w:val="1B1B1B"/>
         </w:rPr>
         <w:t xml:space="preserve"> governs, with three emphases:</w:t>
       </w:r>
@@ -1189,16 +1189,16 @@
       </w:pPr>
       <w:r>
         <w:rPr>
-          <w:rFonts w:ascii="IBM Plex Sans" w:hAnsi="IBM Plex Sans"/>
+          <w:rFonts w:ascii="Public Sans" w:hAnsi="Public Sans"/>
           <w:b/>
-          <w:color w:val="161616"/>
+          <w:color w:val="1B1B1B"/>
         </w:rPr>
         <w:t>Second person throughout.</w:t>
       </w:r>
       <w:r>
         <w:rPr>
-          <w:rFonts w:ascii="IBM Plex Sans" w:hAnsi="IBM Plex Sans"/>
-          <w:color w:val="161616"/>
+          <w:rFonts w:ascii="Public Sans" w:hAnsi="Public Sans"/>
+          <w:color w:val="1B1B1B"/>
         </w:rPr>
         <w:t xml:space="preserve"> A participant summary in third person has missed the point.</w:t>
       </w:r>
@@ -1210,16 +1210,16 @@
       </w:pPr>
       <w:r>
         <w:rPr>
-          <w:rFonts w:ascii="IBM Plex Sans" w:hAnsi="IBM Plex Sans"/>
+          <w:rFonts w:ascii="Public Sans" w:hAnsi="Public Sans"/>
           <w:b/>
-          <w:color w:val="161616"/>
+          <w:color w:val="1B1B1B"/>
         </w:rPr>
         <w:t>No em dash interrupting a sentence</w:t>
       </w:r>
       <w:r>
         <w:rPr>
-          <w:rFonts w:ascii="IBM Plex Sans" w:hAnsi="IBM Plex Sans"/>
-          <w:color w:val="161616"/>
+          <w:rFonts w:ascii="Public Sans" w:hAnsi="Public Sans"/>
+          <w:color w:val="1B1B1B"/>
         </w:rPr>
         <w:t xml:space="preserve"> (item 22). This bites hardest here, because the format invites appositives. Use commas.</w:t>
       </w:r>
@@ -1231,16 +1231,16 @@
       </w:pPr>
       <w:r>
         <w:rPr>
-          <w:rFonts w:ascii="IBM Plex Sans" w:hAnsi="IBM Plex Sans"/>
+          <w:rFonts w:ascii="Public Sans" w:hAnsi="Public Sans"/>
           <w:b/>
-          <w:color w:val="161616"/>
+          <w:color w:val="1B1B1B"/>
         </w:rPr>
         <w:t>Expand every acronym on first use.</w:t>
       </w:r>
       <w:r>
         <w:rPr>
-          <w:rFonts w:ascii="IBM Plex Sans" w:hAnsi="IBM Plex Sans"/>
-          <w:color w:val="161616"/>
+          <w:rFonts w:ascii="Public Sans" w:hAnsi="Public Sans"/>
+          <w:color w:val="1B1B1B"/>
         </w:rPr>
         <w:t xml:space="preserve"> The participant knows their domain; the colleague they forward it to may not.</w:t>
       </w:r>
@@ -1251,8 +1251,8 @@
       </w:pPr>
       <w:r>
         <w:rPr>
-          <w:rFonts w:ascii="IBM Plex Sans" w:hAnsi="IBM Plex Sans"/>
-          <w:color w:val="161616"/>
+          <w:rFonts w:ascii="Public Sans" w:hAnsi="Public Sans"/>
+          <w:color w:val="1B1B1B"/>
         </w:rPr>
         <w:t>Warm, not effusive. One genuine thank-you, in the footer. Not three.</w:t>
       </w:r>
@@ -1265,8 +1265,8 @@
       </w:pPr>
       <w:r>
         <w:rPr>
-          <w:rFonts w:ascii="IBM Plex Sans" w:hAnsi="IBM Plex Sans"/>
-          <w:color w:val="0F62FE"/>
+          <w:rFonts w:ascii="Public Sans" w:hAnsi="Public Sans"/>
+          <w:color w:val="005EA2"/>
         </w:rPr>
         <w:t>Before it goes out</w:t>
       </w:r>
@@ -1277,16 +1277,16 @@
       </w:pPr>
       <w:r>
         <w:rPr>
-          <w:rFonts w:ascii="IBM Plex Sans" w:hAnsi="IBM Plex Sans"/>
+          <w:rFonts w:ascii="Public Sans" w:hAnsi="Public Sans"/>
           <w:b/>
-          <w:color w:val="161616"/>
+          <w:color w:val="1B1B1B"/>
         </w:rPr>
         <w:t>Safety</w:t>
       </w:r>
       <w:r>
         <w:rPr>
-          <w:rFonts w:ascii="IBM Plex Sans" w:hAnsi="IBM Plex Sans"/>
-          <w:color w:val="161616"/>
+          <w:rFonts w:ascii="Public Sans" w:hAnsi="Public Sans"/>
+          <w:color w:val="1B1B1B"/>
         </w:rPr>
         <w:t xml:space="preserve"> — no IDs, names, accounts, counts, quotes, or identifying roles.</w:t>
       </w:r>
@@ -1297,16 +1297,16 @@
       </w:pPr>
       <w:r>
         <w:rPr>
-          <w:rFonts w:ascii="IBM Plex Sans" w:hAnsi="IBM Plex Sans"/>
+          <w:rFonts w:ascii="Public Sans" w:hAnsi="Public Sans"/>
           <w:b/>
-          <w:color w:val="161616"/>
+          <w:color w:val="1B1B1B"/>
         </w:rPr>
         <w:t>Commitment</w:t>
       </w:r>
       <w:r>
         <w:rPr>
-          <w:rFonts w:ascii="IBM Plex Sans" w:hAnsi="IBM Plex Sans"/>
-          <w:color w:val="161616"/>
+          <w:rFonts w:ascii="Public Sans" w:hAnsi="Public Sans"/>
+          <w:color w:val="1B1B1B"/>
         </w:rPr>
         <w:t xml:space="preserve"> — every condition opens with an attribution verb; no restricted topics; mechanisms marked "for example"; footer language soft; month and year present.</w:t>
       </w:r>
@@ -1317,16 +1317,16 @@
       </w:pPr>
       <w:r>
         <w:rPr>
-          <w:rFonts w:ascii="IBM Plex Sans" w:hAnsi="IBM Plex Sans"/>
+          <w:rFonts w:ascii="Public Sans" w:hAnsi="Public Sans"/>
           <w:b/>
-          <w:color w:val="161616"/>
+          <w:color w:val="1B1B1B"/>
         </w:rPr>
         <w:t>Framing</w:t>
       </w:r>
       <w:r>
         <w:rPr>
-          <w:rFonts w:ascii="IBM Plex Sans" w:hAnsi="IBM Plex Sans"/>
-          <w:color w:val="161616"/>
+          <w:rFonts w:ascii="Public Sans" w:hAnsi="Public Sans"/>
+          <w:color w:val="1B1B1B"/>
         </w:rPr>
         <w:t xml:space="preserve"> — "adoption" not "migration"; conditions not blockers; no line mirroring internal doubt back at the customer.</w:t>
       </w:r>
@@ -1337,31 +1337,31 @@
       </w:pPr>
       <w:r>
         <w:rPr>
-          <w:rFonts w:ascii="IBM Plex Sans" w:hAnsi="IBM Plex Sans"/>
+          <w:rFonts w:ascii="Public Sans" w:hAnsi="Public Sans"/>
           <w:b/>
-          <w:color w:val="161616"/>
+          <w:color w:val="1B1B1B"/>
         </w:rPr>
         <w:t>Craft</w:t>
       </w:r>
       <w:r>
         <w:rPr>
-          <w:rFonts w:ascii="IBM Plex Sans" w:hAnsi="IBM Plex Sans"/>
-          <w:color w:val="161616"/>
+          <w:rFonts w:ascii="Public Sans" w:hAnsi="Public Sans"/>
+          <w:color w:val="1B1B1B"/>
         </w:rPr>
         <w:t xml:space="preserve"> — second person; no mid-sentence em dashes; acronyms expanded; rendered output </w:t>
       </w:r>
       <w:r>
         <w:rPr>
-          <w:rFonts w:ascii="IBM Plex Sans" w:hAnsi="IBM Plex Sans"/>
+          <w:rFonts w:ascii="Public Sans" w:hAnsi="Public Sans"/>
           <w:i/>
-          <w:color w:val="161616"/>
+          <w:color w:val="1B1B1B"/>
         </w:rPr>
         <w:t>viewed</w:t>
       </w:r>
       <w:r>
         <w:rPr>
-          <w:rFonts w:ascii="IBM Plex Sans" w:hAnsi="IBM Plex Sans"/>
-          <w:color w:val="161616"/>
+          <w:rFonts w:ascii="Public Sans" w:hAnsi="Public Sans"/>
+          <w:color w:val="1B1B1B"/>
         </w:rPr>
         <w:t>, not just generated, with nothing clipped or overflowing.</w:t>
       </w:r>
@@ -1372,23 +1372,23 @@
       </w:pPr>
       <w:r>
         <w:rPr>
-          <w:rFonts w:ascii="IBM Plex Sans" w:hAnsi="IBM Plex Sans"/>
-          <w:color w:val="161616"/>
+          <w:rFonts w:ascii="Public Sans" w:hAnsi="Public Sans"/>
+          <w:color w:val="1B1B1B"/>
         </w:rPr>
         <w:t xml:space="preserve">A card that passes §4.10 is </w:t>
       </w:r>
       <w:r>
         <w:rPr>
-          <w:rFonts w:ascii="IBM Plex Sans" w:hAnsi="IBM Plex Sans"/>
+          <w:rFonts w:ascii="Public Sans" w:hAnsi="Public Sans"/>
           <w:b/>
-          <w:color w:val="161616"/>
+          <w:color w:val="1B1B1B"/>
         </w:rPr>
         <w:t>ready for review, not ready to send.</w:t>
       </w:r>
       <w:r>
         <w:rPr>
-          <w:rFonts w:ascii="IBM Plex Sans" w:hAnsi="IBM Plex Sans"/>
-          <w:color w:val="161616"/>
+          <w:rFonts w:ascii="Public Sans" w:hAnsi="Public Sans"/>
+          <w:color w:val="1B1B1B"/>
         </w:rPr>
         <w:t xml:space="preserve"> You read it yourself, then whoever owns customer communications reads it, and per §4.9 item 8 the product owner confirms the wording before it reaches a named account. No other artifact in the suite carries that caveat; this one always does.</w:t>
       </w:r>
@@ -1416,9 +1416,9 @@
     </w:pPr>
     <w:r>
       <w:rPr>
-        <w:rFonts w:ascii="IBM Plex Sans" w:hAnsi="IBM Plex Sans"/>
+        <w:rFonts w:ascii="Public Sans" w:hAnsi="Public Sans"/>
         <w:i/>
-        <w:color w:val="525252"/>
+        <w:color w:val="565C65"/>
         <w:sz w:val="18"/>
       </w:rPr>
       <w:t>Dr. Morgan UX research suite · template</w:t>
@@ -1428,16 +1428,16 @@
     </w:r>
     <w:r>
       <w:rPr>
-        <w:rFonts w:ascii="IBM Plex Sans" w:hAnsi="IBM Plex Sans"/>
-        <w:color w:val="525252"/>
+        <w:rFonts w:ascii="Public Sans" w:hAnsi="Public Sans"/>
+        <w:color w:val="565C65"/>
         <w:sz w:val="18"/>
       </w:rPr>
       <w:t xml:space="preserve">Page </w:t>
     </w:r>
     <w:r>
       <w:rPr>
-        <w:rFonts w:ascii="IBM Plex Sans" w:hAnsi="IBM Plex Sans"/>
-        <w:color w:val="525252"/>
+        <w:rFonts w:ascii="Public Sans" w:hAnsi="Public Sans"/>
+        <w:color w:val="565C65"/>
         <w:sz w:val="18"/>
       </w:rPr>
       <w:fldChar w:fldCharType="begin"/>
@@ -1455,14 +1455,14 @@
       <w:pStyle w:val="Header"/>
       <w:spacing w:after="0"/>
       <w:pBdr>
-        <w:bottom w:val="single" w:sz="4" w:space="4" w:color="0F62FE"/>
+        <w:bottom w:val="single" w:sz="4" w:space="4" w:color="005EA2"/>
       </w:pBdr>
     </w:pPr>
     <w:r>
       <w:rPr>
-        <w:rFonts w:ascii="IBM Plex Sans" w:hAnsi="IBM Plex Sans"/>
-        <w:b/>
-        <w:color w:val="0F62FE"/>
+        <w:rFonts w:ascii="Public Sans" w:hAnsi="Public Sans"/>
+        <w:b/>
+        <w:color w:val="005EA2"/>
         <w:sz w:val="18"/>
       </w:rPr>
       <w:t>UX Research</w:t>
@@ -1853,8 +1853,8 @@
       <w:spacing w:line="276" w:lineRule="auto"/>
     </w:pPr>
     <w:rPr>
-      <w:rFonts w:ascii="IBM Plex Sans" w:hAnsi="IBM Plex Sans"/>
-      <w:color w:val="161616"/>
+      <w:rFonts w:ascii="Public Sans" w:hAnsi="Public Sans"/>
+      <w:color w:val="1B1B1B"/>
       <w:sz w:val="22"/>
     </w:rPr>
   </w:style>

--- a/templates/docx/11-participant-summary-card.docx
+++ b/templates/docx/11-participant-summary-card.docx
@@ -10,7 +10,7 @@
         <w:rPr>
           <w:rFonts w:ascii="Public Sans" w:hAnsi="Public Sans"/>
           <w:b/>
-          <w:color w:val="005EA2"/>
+          <w:color w:val="002436"/>
           <w:sz w:val="56"/>
         </w:rPr>
         <w:t>Participant summary card</w:t>
@@ -20,14 +20,14 @@
       <w:pPr>
         <w:spacing w:after="120"/>
         <w:pBdr>
-          <w:bottom w:val="single" w:sz="8" w:space="6" w:color="005EA2"/>
+          <w:bottom w:val="single" w:sz="8" w:space="6" w:color="002436"/>
         </w:pBdr>
       </w:pPr>
       <w:r>
         <w:rPr>
           <w:rFonts w:ascii="Public Sans" w:hAnsi="Public Sans"/>
           <w:b/>
-          <w:color w:val="565C65"/>
+          <w:color w:val="00537E"/>
           <w:sz w:val="32"/>
         </w:rPr>
         <w:t>Template</w:t>
@@ -40,7 +40,7 @@
       <w:r>
         <w:rPr>
           <w:rFonts w:ascii="Public Sans" w:hAnsi="Public Sans"/>
-          <w:color w:val="1B1B1B"/>
+          <w:color w:val="1F2A30"/>
         </w:rPr>
         <w:t>The one-page artifact that goes back to the people who gave you their time. Template 10 is the email; this is what the email attaches or embeds. Most studies send both, and a study that does runs both gates.</w:t>
       </w:r>
@@ -52,14 +52,14 @@
       <w:r>
         <w:rPr>
           <w:rFonts w:ascii="Roboto Mono" w:hAnsi="Roboto Mono"/>
-          <w:color w:val="1B1B1B"/>
+          <w:color w:val="1F2A30"/>
         </w:rPr>
         <w:t>EVALUATION-LOOP.md</w:t>
       </w:r>
       <w:r>
         <w:rPr>
           <w:rFonts w:ascii="Public Sans" w:hAnsi="Public Sans"/>
-          <w:color w:val="1B1B1B"/>
+          <w:color w:val="1F2A30"/>
         </w:rPr>
         <w:t xml:space="preserve"> §4.10 is the Definition of Done, and </w:t>
       </w:r>
@@ -67,28 +67,28 @@
         <w:rPr>
           <w:rFonts w:ascii="Public Sans" w:hAnsi="Public Sans"/>
           <w:b/>
-          <w:color w:val="1B1B1B"/>
+          <w:color w:val="1F2A30"/>
         </w:rPr>
         <w:t>§4.9 items 1-6 apply to this card in full</w:t>
       </w:r>
       <w:r>
         <w:rPr>
           <w:rFonts w:ascii="Public Sans" w:hAnsi="Public Sans"/>
-          <w:color w:val="1B1B1B"/>
+          <w:color w:val="1F2A30"/>
         </w:rPr>
         <w:t xml:space="preserve"> — same recipient tiering, same aggregation rule, same ban on implying decisions that have not been made. Read template 10 first; this template covers only what a designed document adds. </w:t>
       </w:r>
       <w:r>
         <w:rPr>
           <w:rFonts w:ascii="Roboto Mono" w:hAnsi="Roboto Mono"/>
-          <w:color w:val="1B1B1B"/>
+          <w:color w:val="1F2A30"/>
         </w:rPr>
         <w:t>skills/research-participant-summary-card</w:t>
       </w:r>
       <w:r>
         <w:rPr>
           <w:rFonts w:ascii="Public Sans" w:hAnsi="Public Sans"/>
-          <w:color w:val="1B1B1B"/>
+          <w:color w:val="1F2A30"/>
         </w:rPr>
         <w:t xml:space="preserve"> carries the full rules and the reference HTML.</w:t>
       </w:r>
@@ -102,7 +102,7 @@
       <w:r>
         <w:rPr>
           <w:rFonts w:ascii="Public Sans" w:hAnsi="Public Sans"/>
-          <w:color w:val="005EA2"/>
+          <w:color w:val="002436"/>
         </w:rPr>
         <w:t>Why a card needs its own bar</w:t>
       </w:r>
@@ -114,7 +114,7 @@
       <w:r>
         <w:rPr>
           <w:rFonts w:ascii="Public Sans" w:hAnsi="Public Sans"/>
-          <w:color w:val="1B1B1B"/>
+          <w:color w:val="1F2A30"/>
         </w:rPr>
         <w:t>An email reads as one person writing to another. A card carries your company's logo and the authority of a designed document, and a requirement laid out in a numbered list under that logo reads as a roadmap rather than as something a customer said.</w:t>
       </w:r>
@@ -126,7 +126,7 @@
       <w:r>
         <w:rPr>
           <w:rFonts w:ascii="Public Sans" w:hAnsi="Public Sans"/>
-          <w:color w:val="1B1B1B"/>
+          <w:color w:val="1F2A30"/>
         </w:rPr>
         <w:t>That single difference generates every rule below.</w:t>
       </w:r>
@@ -140,7 +140,7 @@
       <w:r>
         <w:rPr>
           <w:rFonts w:ascii="Public Sans" w:hAnsi="Public Sans"/>
-          <w:color w:val="005EA2"/>
+          <w:color w:val="002436"/>
         </w:rPr>
         <w:t>The framing test</w:t>
       </w:r>
@@ -152,7 +152,7 @@
       <w:r>
         <w:rPr>
           <w:rFonts w:ascii="Public Sans" w:hAnsi="Public Sans"/>
-          <w:color w:val="1B1B1B"/>
+          <w:color w:val="1F2A30"/>
         </w:rPr>
         <w:t>Before drafting, settle three things. Getting these wrong is not a style problem; it is the difference between an artifact that builds trust and one your PM has to walk back.</w:t>
       </w:r>
@@ -170,14 +170,14 @@
         <w:rPr>
           <w:rFonts w:ascii="Public Sans" w:hAnsi="Public Sans"/>
           <w:b/>
-          <w:color w:val="1B1B1B"/>
+          <w:color w:val="1F2A30"/>
         </w:rPr>
         <w:t>Whose voice?</w:t>
       </w:r>
       <w:r>
         <w:rPr>
           <w:rFonts w:ascii="Public Sans" w:hAnsi="Public Sans"/>
-          <w:color w:val="1B1B1B"/>
+          <w:color w:val="1F2A30"/>
         </w:rPr>
         <w:t xml:space="preserve"> Every substantive line is the participant's, marked as theirs: </w:t>
       </w:r>
@@ -185,14 +185,14 @@
         <w:rPr>
           <w:rFonts w:ascii="Public Sans" w:hAnsi="Public Sans"/>
           <w:i/>
-          <w:color w:val="1B1B1B"/>
+          <w:color w:val="1F2A30"/>
         </w:rPr>
         <w:t>"You described…"</w:t>
       </w:r>
       <w:r>
         <w:rPr>
           <w:rFonts w:ascii="Public Sans" w:hAnsi="Public Sans"/>
-          <w:color w:val="1B1B1B"/>
+          <w:color w:val="1F2A30"/>
         </w:rPr>
         <w:t xml:space="preserve">, </w:t>
       </w:r>
@@ -200,14 +200,14 @@
         <w:rPr>
           <w:rFonts w:ascii="Public Sans" w:hAnsi="Public Sans"/>
           <w:i/>
-          <w:color w:val="1B1B1B"/>
+          <w:color w:val="1F2A30"/>
         </w:rPr>
         <w:t>"You asked for…"</w:t>
       </w:r>
       <w:r>
         <w:rPr>
           <w:rFonts w:ascii="Public Sans" w:hAnsi="Public Sans"/>
-          <w:color w:val="1B1B1B"/>
+          <w:color w:val="1F2A30"/>
         </w:rPr>
         <w:t xml:space="preserve">, </w:t>
       </w:r>
@@ -215,14 +215,14 @@
         <w:rPr>
           <w:rFonts w:ascii="Public Sans" w:hAnsi="Public Sans"/>
           <w:i/>
-          <w:color w:val="1B1B1B"/>
+          <w:color w:val="1F2A30"/>
         </w:rPr>
         <w:t>"You told us…"</w:t>
       </w:r>
       <w:r>
         <w:rPr>
           <w:rFonts w:ascii="Public Sans" w:hAnsi="Public Sans"/>
-          <w:color w:val="1B1B1B"/>
+          <w:color w:val="1F2A30"/>
         </w:rPr>
         <w:t xml:space="preserve"> A requirement without visible attribution is a commitment, however carefully the rest of the sentence is hedged.</w:t>
       </w:r>
@@ -240,14 +240,14 @@
         <w:rPr>
           <w:rFonts w:ascii="Public Sans" w:hAnsi="Public Sans"/>
           <w:b/>
-          <w:color w:val="1B1B1B"/>
+          <w:color w:val="1F2A30"/>
         </w:rPr>
         <w:t>Conditions or blockers?</w:t>
       </w:r>
       <w:r>
         <w:rPr>
           <w:rFonts w:ascii="Public Sans" w:hAnsi="Public Sans"/>
-          <w:color w:val="1B1B1B"/>
+          <w:color w:val="1F2A30"/>
         </w:rPr>
         <w:t xml:space="preserve"> The same evidence reads as "here is what makes this work for you" or as "here are three unsolved problems with our product." A customer executive who wasn't in the sessions reads the second as a warning. Organize around enablement — it is equally honest and far stronger.</w:t>
       </w:r>
@@ -265,14 +265,14 @@
         <w:rPr>
           <w:rFonts w:ascii="Public Sans" w:hAnsi="Public Sans"/>
           <w:b/>
-          <w:color w:val="1B1B1B"/>
+          <w:color w:val="1F2A30"/>
         </w:rPr>
         <w:t>Who is the actor?</w:t>
       </w:r>
       <w:r>
         <w:rPr>
           <w:rFonts w:ascii="Public Sans" w:hAnsi="Public Sans"/>
-          <w:color w:val="1B1B1B"/>
+          <w:color w:val="1F2A30"/>
         </w:rPr>
         <w:t xml:space="preserve"> Prefer "adoption" over "migration." One centers the customer's decision and timeline; the other frames them as the object of something being done to them. Sweep derived forms too. A product team with its own neutral vocabulary follows that instead; the principle governs.</w:t>
       </w:r>
@@ -286,7 +286,7 @@
       <w:r>
         <w:rPr>
           <w:rFonts w:ascii="Public Sans" w:hAnsi="Public Sans"/>
-          <w:color w:val="005EA2"/>
+          <w:color w:val="002436"/>
         </w:rPr>
         <w:t>What never appears</w:t>
       </w:r>
@@ -298,7 +298,7 @@
       <w:r>
         <w:rPr>
           <w:rFonts w:ascii="Public Sans" w:hAnsi="Public Sans"/>
-          <w:color w:val="1B1B1B"/>
+          <w:color w:val="1F2A30"/>
         </w:rPr>
         <w:t>Stricter than any internal artifact, and stricter than you will expect:</w:t>
       </w:r>
@@ -308,6 +308,14 @@
         <w:tblStyle w:val="LightGrid-Accent1"/>
         <w:tblW w:type="auto" w:w="0"/>
         <w:tblLook w:firstColumn="1" w:firstRow="1" w:lastColumn="0" w:lastRow="0" w:noHBand="0" w:noVBand="1" w:val="04A0"/>
+        <w:tblBorders>
+          <w:top w:val="single" w:sz="4" w:space="0" w:color="D4D8D9"/>
+          <w:left w:val="single" w:sz="4" w:space="0" w:color="D4D8D9"/>
+          <w:bottom w:val="single" w:sz="4" w:space="0" w:color="D4D8D9"/>
+          <w:right w:val="single" w:sz="4" w:space="0" w:color="D4D8D9"/>
+          <w:insideH w:val="single" w:sz="4" w:space="0" w:color="D4D8D9"/>
+          <w:insideV w:val="single" w:sz="4" w:space="0" w:color="D4D8D9"/>
+        </w:tblBorders>
       </w:tblPr>
       <w:tblGrid>
         <w:gridCol w:w="4680"/>
@@ -320,7 +328,7 @@
         <w:tc>
           <w:tcPr>
             <w:tcW w:type="dxa" w:w="4680"/>
-            <w:shd w:fill="F0F0F0"/>
+            <w:shd w:fill="E3E8EA"/>
           </w:tcPr>
           <w:p>
             <w:pPr>
@@ -330,7 +338,7 @@
               <w:rPr>
                 <w:rFonts w:ascii="Public Sans" w:hAnsi="Public Sans"/>
                 <w:b/>
-                <w:color w:val="1B1B1B"/>
+                <w:color w:val="002436"/>
                 <w:sz w:val="21"/>
               </w:rPr>
               <w:t>Excluded</w:t>
@@ -340,7 +348,7 @@
         <w:tc>
           <w:tcPr>
             <w:tcW w:type="dxa" w:w="4680"/>
-            <w:shd w:fill="F0F0F0"/>
+            <w:shd w:fill="E3E8EA"/>
           </w:tcPr>
           <w:p>
             <w:pPr>
@@ -350,7 +358,7 @@
               <w:rPr>
                 <w:rFonts w:ascii="Public Sans" w:hAnsi="Public Sans"/>
                 <w:b/>
-                <w:color w:val="1B1B1B"/>
+                <w:color w:val="002436"/>
                 <w:sz w:val="21"/>
               </w:rPr>
               <w:t>Why</w:t>
@@ -632,7 +640,7 @@
       <w:r>
         <w:rPr>
           <w:rFonts w:ascii="Public Sans" w:hAnsi="Public Sans"/>
-          <w:color w:val="1B1B1B"/>
+          <w:color w:val="1F2A30"/>
         </w:rPr>
         <w:t xml:space="preserve">Naming a </w:t>
       </w:r>
@@ -640,14 +648,14 @@
         <w:rPr>
           <w:rFonts w:ascii="Public Sans" w:hAnsi="Public Sans"/>
           <w:b/>
-          <w:color w:val="1B1B1B"/>
+          <w:color w:val="1F2A30"/>
         </w:rPr>
         <w:t>capability</w:t>
       </w:r>
       <w:r>
         <w:rPr>
           <w:rFonts w:ascii="Public Sans" w:hAnsi="Public Sans"/>
-          <w:color w:val="1B1B1B"/>
+          <w:color w:val="1F2A30"/>
         </w:rPr>
         <w:t xml:space="preserve"> the customer asked for is fine. Previewing an implementation is not: </w:t>
       </w:r>
@@ -655,14 +663,14 @@
         <w:rPr>
           <w:rFonts w:ascii="Public Sans" w:hAnsi="Public Sans"/>
           <w:i/>
-          <w:color w:val="1B1B1B"/>
+          <w:color w:val="1F2A30"/>
         </w:rPr>
         <w:t>"a compatibility layer, for example a proxy or wrapper"</w:t>
       </w:r>
       <w:r>
         <w:rPr>
           <w:rFonts w:ascii="Public Sans" w:hAnsi="Public Sans"/>
-          <w:color w:val="1B1B1B"/>
+          <w:color w:val="1F2A30"/>
         </w:rPr>
         <w:t xml:space="preserve"> shows you understood the mechanism without committing to a design.</w:t>
       </w:r>
@@ -674,7 +682,7 @@
       <w:r>
         <w:rPr>
           <w:rFonts w:ascii="Public Sans" w:hAnsi="Public Sans"/>
-          <w:color w:val="1B1B1B"/>
+          <w:color w:val="1F2A30"/>
         </w:rPr>
         <w:t>When you cut a restricted topic, tell the researcher what you cut, what replaced it, and who owns the message. Never drop a finding silently.</w:t>
       </w:r>
@@ -688,7 +696,7 @@
       <w:r>
         <w:rPr>
           <w:rFonts w:ascii="Public Sans" w:hAnsi="Public Sans"/>
-          <w:color w:val="005EA2"/>
+          <w:color w:val="002436"/>
         </w:rPr>
         <w:t>Structure</w:t>
       </w:r>
@@ -700,21 +708,21 @@
       <w:r>
         <w:rPr>
           <w:rFonts w:ascii="Public Sans" w:hAnsi="Public Sans"/>
-          <w:color w:val="1B1B1B"/>
+          <w:color w:val="1F2A30"/>
         </w:rPr>
         <w:t xml:space="preserve">Six zones. Full specification, palette values, and reference HTML: </w:t>
       </w:r>
       <w:r>
         <w:rPr>
           <w:rFonts w:ascii="Roboto Mono" w:hAnsi="Roboto Mono"/>
-          <w:color w:val="1B1B1B"/>
+          <w:color w:val="1F2A30"/>
         </w:rPr>
         <w:t>skills/research-participant-summary-card/references/at-a-glance-card.md</w:t>
       </w:r>
       <w:r>
         <w:rPr>
           <w:rFonts w:ascii="Public Sans" w:hAnsi="Public Sans"/>
-          <w:color w:val="1B1B1B"/>
+          <w:color w:val="1F2A30"/>
         </w:rPr>
         <w:t>.</w:t>
       </w:r>
@@ -723,12 +731,12 @@
       <w:pPr>
         <w:spacing w:before="0" w:after="0"/>
         <w:ind w:left="216"/>
-        <w:shd w:val="clear" w:fill="F0F0F0"/>
+        <w:shd w:val="clear" w:fill="F0F3F4"/>
       </w:pPr>
       <w:r>
         <w:rPr>
           <w:rFonts w:ascii="Roboto Mono" w:hAnsi="Roboto Mono"/>
-          <w:color w:val="1B1B1B"/>
+          <w:color w:val="1F2A30"/>
           <w:sz w:val="17"/>
         </w:rPr>
         <w:t>1  EYEBROW          [Team name]  |  [Product]</w:t>
@@ -738,12 +746,12 @@
       <w:pPr>
         <w:spacing w:before="0" w:after="0"/>
         <w:ind w:left="216"/>
-        <w:shd w:val="clear" w:fill="F0F0F0"/>
+        <w:shd w:val="clear" w:fill="F0F3F4"/>
       </w:pPr>
       <w:r>
         <w:rPr>
           <w:rFonts w:ascii="Roboto Mono" w:hAnsi="Roboto Mono"/>
-          <w:color w:val="1B1B1B"/>
+          <w:color w:val="1F2A30"/>
           <w:sz w:val="17"/>
         </w:rPr>
         <w:t xml:space="preserve"> </w:t>
@@ -753,12 +761,12 @@
       <w:pPr>
         <w:spacing w:before="0" w:after="0"/>
         <w:ind w:left="216"/>
-        <w:shd w:val="clear" w:fill="F0F0F0"/>
+        <w:shd w:val="clear" w:fill="F0F3F4"/>
       </w:pPr>
       <w:r>
         <w:rPr>
           <w:rFonts w:ascii="Roboto Mono" w:hAnsi="Roboto Mono"/>
-          <w:color w:val="1B1B1B"/>
+          <w:color w:val="1F2A30"/>
           <w:sz w:val="17"/>
         </w:rPr>
         <w:t>2  TITLE            What You Told Us About Adopting [Product]</w:t>
@@ -768,12 +776,12 @@
       <w:pPr>
         <w:spacing w:before="0" w:after="0"/>
         <w:ind w:left="216"/>
-        <w:shd w:val="clear" w:fill="F0F0F0"/>
+        <w:shd w:val="clear" w:fill="F0F3F4"/>
       </w:pPr>
       <w:r>
         <w:rPr>
           <w:rFonts w:ascii="Roboto Mono" w:hAnsi="Roboto Mono"/>
-          <w:color w:val="1B1B1B"/>
+          <w:color w:val="1F2A30"/>
           <w:sz w:val="17"/>
         </w:rPr>
         <w:t xml:space="preserve">   SUBTITLE         [Study] — what we heard from you, at a glance</w:t>
@@ -783,12 +791,12 @@
       <w:pPr>
         <w:spacing w:before="0" w:after="0"/>
         <w:ind w:left="216"/>
-        <w:shd w:val="clear" w:fill="F0F0F0"/>
+        <w:shd w:val="clear" w:fill="F0F3F4"/>
       </w:pPr>
       <w:r>
         <w:rPr>
           <w:rFonts w:ascii="Roboto Mono" w:hAnsi="Roboto Mono"/>
-          <w:color w:val="1B1B1B"/>
+          <w:color w:val="1F2A30"/>
           <w:sz w:val="17"/>
         </w:rPr>
         <w:t xml:space="preserve">                    Never call it "sanitized" here. That belongs in the</w:t>
@@ -798,12 +806,12 @@
       <w:pPr>
         <w:spacing w:before="0" w:after="0"/>
         <w:ind w:left="216"/>
-        <w:shd w:val="clear" w:fill="F0F0F0"/>
+        <w:shd w:val="clear" w:fill="F0F3F4"/>
       </w:pPr>
       <w:r>
         <w:rPr>
           <w:rFonts w:ascii="Roboto Mono" w:hAnsi="Roboto Mono"/>
-          <w:color w:val="1B1B1B"/>
+          <w:color w:val="1F2A30"/>
           <w:sz w:val="17"/>
         </w:rPr>
         <w:t xml:space="preserve">                    footer as a disclosure; in the title area it makes a</w:t>
@@ -813,12 +821,12 @@
       <w:pPr>
         <w:spacing w:before="0" w:after="0"/>
         <w:ind w:left="216"/>
-        <w:shd w:val="clear" w:fill="F0F0F0"/>
+        <w:shd w:val="clear" w:fill="F0F3F4"/>
       </w:pPr>
       <w:r>
         <w:rPr>
           <w:rFonts w:ascii="Roboto Mono" w:hAnsi="Roboto Mono"/>
-          <w:color w:val="1B1B1B"/>
+          <w:color w:val="1F2A30"/>
           <w:sz w:val="17"/>
         </w:rPr>
         <w:t xml:space="preserve">                    warm document feel legal.</w:t>
@@ -828,12 +836,12 @@
       <w:pPr>
         <w:spacing w:before="0" w:after="0"/>
         <w:ind w:left="216"/>
-        <w:shd w:val="clear" w:fill="F0F0F0"/>
+        <w:shd w:val="clear" w:fill="F0F3F4"/>
       </w:pPr>
       <w:r>
         <w:rPr>
           <w:rFonts w:ascii="Roboto Mono" w:hAnsi="Roboto Mono"/>
-          <w:color w:val="1B1B1B"/>
+          <w:color w:val="1F2A30"/>
           <w:sz w:val="17"/>
         </w:rPr>
         <w:t xml:space="preserve"> </w:t>
@@ -843,12 +851,12 @@
       <w:pPr>
         <w:spacing w:before="0" w:after="0"/>
         <w:ind w:left="216"/>
-        <w:shd w:val="clear" w:fill="F0F0F0"/>
+        <w:shd w:val="clear" w:fill="F0F3F4"/>
       </w:pPr>
       <w:r>
         <w:rPr>
           <w:rFonts w:ascii="Roboto Mono" w:hAnsi="Roboto Mono"/>
-          <w:color w:val="1B1B1B"/>
+          <w:color w:val="1F2A30"/>
           <w:sz w:val="17"/>
         </w:rPr>
         <w:t>3  THREE STATS      [N] participants with a role descriptor</w:t>
@@ -858,12 +866,12 @@
       <w:pPr>
         <w:spacing w:before="0" w:after="0"/>
         <w:ind w:left="216"/>
-        <w:shd w:val="clear" w:fill="F0F0F0"/>
+        <w:shd w:val="clear" w:fill="F0F3F4"/>
       </w:pPr>
       <w:r>
         <w:rPr>
           <w:rFonts w:ascii="Roboto Mono" w:hAnsi="Roboto Mono"/>
-          <w:color w:val="1B1B1B"/>
+          <w:color w:val="1F2A30"/>
           <w:sz w:val="17"/>
         </w:rPr>
         <w:t xml:space="preserve">                    A qualitative depth marker — never a session duration</w:t>
@@ -873,12 +881,12 @@
       <w:pPr>
         <w:spacing w:before="0" w:after="0"/>
         <w:ind w:left="216"/>
-        <w:shd w:val="clear" w:fill="F0F0F0"/>
+        <w:shd w:val="clear" w:fill="F0F3F4"/>
       </w:pPr>
       <w:r>
         <w:rPr>
           <w:rFonts w:ascii="Roboto Mono" w:hAnsi="Roboto Mono"/>
-          <w:color w:val="1B1B1B"/>
+          <w:color w:val="1F2A30"/>
           <w:sz w:val="17"/>
         </w:rPr>
         <w:t xml:space="preserve">                    The number of conditions</w:t>
@@ -888,12 +896,12 @@
       <w:pPr>
         <w:spacing w:before="0" w:after="0"/>
         <w:ind w:left="216"/>
-        <w:shd w:val="clear" w:fill="F0F0F0"/>
+        <w:shd w:val="clear" w:fill="F0F3F4"/>
       </w:pPr>
       <w:r>
         <w:rPr>
           <w:rFonts w:ascii="Roboto Mono" w:hAnsi="Roboto Mono"/>
-          <w:color w:val="1B1B1B"/>
+          <w:color w:val="1F2A30"/>
           <w:sz w:val="17"/>
         </w:rPr>
         <w:t xml:space="preserve"> </w:t>
@@ -903,12 +911,12 @@
       <w:pPr>
         <w:spacing w:before="0" w:after="0"/>
         <w:ind w:left="216"/>
-        <w:shd w:val="clear" w:fill="F0F0F0"/>
+        <w:shd w:val="clear" w:fill="F0F3F4"/>
       </w:pPr>
       <w:r>
         <w:rPr>
           <w:rFonts w:ascii="Roboto Mono" w:hAnsi="Roboto Mono"/>
-          <w:color w:val="1B1B1B"/>
+          <w:color w:val="1F2A30"/>
           <w:sz w:val="17"/>
         </w:rPr>
         <w:t>4  HEADLINE         One sentence. The single thing you heard, framed as</w:t>
@@ -918,12 +926,12 @@
       <w:pPr>
         <w:spacing w:before="0" w:after="0"/>
         <w:ind w:left="216"/>
-        <w:shd w:val="clear" w:fill="F0F0F0"/>
+        <w:shd w:val="clear" w:fill="F0F3F4"/>
       </w:pPr>
       <w:r>
         <w:rPr>
           <w:rFonts w:ascii="Roboto Mono" w:hAnsi="Roboto Mono"/>
-          <w:color w:val="1B1B1B"/>
+          <w:color w:val="1F2A30"/>
           <w:sz w:val="17"/>
         </w:rPr>
         <w:t xml:space="preserve">                    enablement. Write this last, after the conditions</w:t>
@@ -933,12 +941,12 @@
       <w:pPr>
         <w:spacing w:before="0" w:after="0"/>
         <w:ind w:left="216"/>
-        <w:shd w:val="clear" w:fill="F0F0F0"/>
+        <w:shd w:val="clear" w:fill="F0F3F4"/>
       </w:pPr>
       <w:r>
         <w:rPr>
           <w:rFonts w:ascii="Roboto Mono" w:hAnsi="Roboto Mono"/>
-          <w:color w:val="1B1B1B"/>
+          <w:color w:val="1F2A30"/>
           <w:sz w:val="17"/>
         </w:rPr>
         <w:t xml:space="preserve">                    are settled.</w:t>
@@ -948,12 +956,12 @@
       <w:pPr>
         <w:spacing w:before="0" w:after="0"/>
         <w:ind w:left="216"/>
-        <w:shd w:val="clear" w:fill="F0F0F0"/>
+        <w:shd w:val="clear" w:fill="F0F3F4"/>
       </w:pPr>
       <w:r>
         <w:rPr>
           <w:rFonts w:ascii="Roboto Mono" w:hAnsi="Roboto Mono"/>
-          <w:color w:val="1B1B1B"/>
+          <w:color w:val="1F2A30"/>
           <w:sz w:val="17"/>
         </w:rPr>
         <w:t xml:space="preserve"> </w:t>
@@ -963,12 +971,12 @@
       <w:pPr>
         <w:spacing w:before="0" w:after="0"/>
         <w:ind w:left="216"/>
-        <w:shd w:val="clear" w:fill="F0F0F0"/>
+        <w:shd w:val="clear" w:fill="F0F3F4"/>
       </w:pPr>
       <w:r>
         <w:rPr>
           <w:rFonts w:ascii="Roboto Mono" w:hAnsi="Roboto Mono"/>
-          <w:color w:val="1B1B1B"/>
+          <w:color w:val="1F2A30"/>
           <w:sz w:val="17"/>
         </w:rPr>
         <w:t>5  THREE CONDITIONS Each: a condition-for-success title, then a line</w:t>
@@ -978,12 +986,12 @@
       <w:pPr>
         <w:spacing w:before="0" w:after="0"/>
         <w:ind w:left="216"/>
-        <w:shd w:val="clear" w:fill="F0F0F0"/>
+        <w:shd w:val="clear" w:fill="F0F3F4"/>
       </w:pPr>
       <w:r>
         <w:rPr>
           <w:rFonts w:ascii="Roboto Mono" w:hAnsi="Roboto Mono"/>
-          <w:color w:val="1B1B1B"/>
+          <w:color w:val="1F2A30"/>
           <w:sz w:val="17"/>
         </w:rPr>
         <w:t xml:space="preserve">                    opening with "You described / You asked for /</w:t>
@@ -993,12 +1001,12 @@
       <w:pPr>
         <w:spacing w:before="0" w:after="0"/>
         <w:ind w:left="216"/>
-        <w:shd w:val="clear" w:fill="F0F0F0"/>
+        <w:shd w:val="clear" w:fill="F0F3F4"/>
       </w:pPr>
       <w:r>
         <w:rPr>
           <w:rFonts w:ascii="Roboto Mono" w:hAnsi="Roboto Mono"/>
-          <w:color w:val="1B1B1B"/>
+          <w:color w:val="1F2A30"/>
           <w:sz w:val="17"/>
         </w:rPr>
         <w:t xml:space="preserve">                    You told us."</w:t>
@@ -1008,12 +1016,12 @@
       <w:pPr>
         <w:spacing w:before="0" w:after="0"/>
         <w:ind w:left="216"/>
-        <w:shd w:val="clear" w:fill="F0F0F0"/>
+        <w:shd w:val="clear" w:fill="F0F3F4"/>
       </w:pPr>
       <w:r>
         <w:rPr>
           <w:rFonts w:ascii="Roboto Mono" w:hAnsi="Roboto Mono"/>
-          <w:color w:val="1B1B1B"/>
+          <w:color w:val="1F2A30"/>
           <w:sz w:val="17"/>
         </w:rPr>
         <w:t xml:space="preserve">                    Three is the number. Two looks thin; four stops</w:t>
@@ -1023,12 +1031,12 @@
       <w:pPr>
         <w:spacing w:before="0" w:after="0"/>
         <w:ind w:left="216"/>
-        <w:shd w:val="clear" w:fill="F0F0F0"/>
+        <w:shd w:val="clear" w:fill="F0F3F4"/>
       </w:pPr>
       <w:r>
         <w:rPr>
           <w:rFonts w:ascii="Roboto Mono" w:hAnsi="Roboto Mono"/>
-          <w:color w:val="1B1B1B"/>
+          <w:color w:val="1F2A30"/>
           <w:sz w:val="17"/>
         </w:rPr>
         <w:t xml:space="preserve">                    being scannable at a glance.</w:t>
@@ -1038,12 +1046,12 @@
       <w:pPr>
         <w:spacing w:before="0" w:after="0"/>
         <w:ind w:left="216"/>
-        <w:shd w:val="clear" w:fill="F0F0F0"/>
+        <w:shd w:val="clear" w:fill="F0F3F4"/>
       </w:pPr>
       <w:r>
         <w:rPr>
           <w:rFonts w:ascii="Roboto Mono" w:hAnsi="Roboto Mono"/>
-          <w:color w:val="1B1B1B"/>
+          <w:color w:val="1F2A30"/>
           <w:sz w:val="17"/>
         </w:rPr>
         <w:t xml:space="preserve"> </w:t>
@@ -1053,12 +1061,12 @@
       <w:pPr>
         <w:spacing w:before="0" w:after="0"/>
         <w:ind w:left="216"/>
-        <w:shd w:val="clear" w:fill="F0F0F0"/>
+        <w:shd w:val="clear" w:fill="F0F3F4"/>
       </w:pPr>
       <w:r>
         <w:rPr>
           <w:rFonts w:ascii="Roboto Mono" w:hAnsi="Roboto Mono"/>
-          <w:color w:val="1B1B1B"/>
+          <w:color w:val="1F2A30"/>
           <w:sz w:val="17"/>
         </w:rPr>
         <w:t>6  SECONDARY LIST   Three non-technical needs. Where commercially-owned</w:t>
@@ -1068,12 +1076,12 @@
       <w:pPr>
         <w:spacing w:before="0" w:after="0"/>
         <w:ind w:left="216"/>
-        <w:shd w:val="clear" w:fill="F0F0F0"/>
+        <w:shd w:val="clear" w:fill="F0F3F4"/>
       </w:pPr>
       <w:r>
         <w:rPr>
           <w:rFonts w:ascii="Roboto Mono" w:hAnsi="Roboto Mono"/>
-          <w:color w:val="1B1B1B"/>
+          <w:color w:val="1F2A30"/>
           <w:sz w:val="17"/>
         </w:rPr>
         <w:t xml:space="preserve">                    topics get replaced by the need underneath them.</w:t>
@@ -1083,12 +1091,12 @@
       <w:pPr>
         <w:spacing w:before="0" w:after="0"/>
         <w:ind w:left="216"/>
-        <w:shd w:val="clear" w:fill="F0F0F0"/>
+        <w:shd w:val="clear" w:fill="F0F3F4"/>
       </w:pPr>
       <w:r>
         <w:rPr>
           <w:rFonts w:ascii="Roboto Mono" w:hAnsi="Roboto Mono"/>
-          <w:color w:val="1B1B1B"/>
+          <w:color w:val="1F2A30"/>
           <w:sz w:val="17"/>
         </w:rPr>
         <w:t xml:space="preserve"> </w:t>
@@ -1098,12 +1106,12 @@
       <w:pPr>
         <w:spacing w:before="0" w:after="0"/>
         <w:ind w:left="216"/>
-        <w:shd w:val="clear" w:fill="F0F0F0"/>
+        <w:shd w:val="clear" w:fill="F0F3F4"/>
       </w:pPr>
       <w:r>
         <w:rPr>
           <w:rFonts w:ascii="Roboto Mono" w:hAnsi="Roboto Mono"/>
-          <w:color w:val="1B1B1B"/>
+          <w:color w:val="1F2A30"/>
           <w:sz w:val="17"/>
         </w:rPr>
         <w:t xml:space="preserve">   FOOTER           Left: thanks + soft impact statement</w:t>
@@ -1113,12 +1121,12 @@
       <w:pPr>
         <w:spacing w:before="0" w:after="0"/>
         <w:ind w:left="216"/>
-        <w:shd w:val="clear" w:fill="F0F0F0"/>
+        <w:shd w:val="clear" w:fill="F0F3F4"/>
       </w:pPr>
       <w:r>
         <w:rPr>
           <w:rFonts w:ascii="Roboto Mono" w:hAnsi="Roboto Mono"/>
-          <w:color w:val="1B1B1B"/>
+          <w:color w:val="1F2A30"/>
           <w:sz w:val="17"/>
         </w:rPr>
         <w:t xml:space="preserve">                    Right: anonymization disclosure + Month Year</w:t>
@@ -1137,14 +1145,14 @@
         <w:rPr>
           <w:rFonts w:ascii="Public Sans" w:hAnsi="Public Sans"/>
           <w:b/>
-          <w:color w:val="1B1B1B"/>
+          <w:color w:val="1F2A30"/>
         </w:rPr>
         <w:t>The footer is a commitment surface.</w:t>
       </w:r>
       <w:r>
         <w:rPr>
           <w:rFonts w:ascii="Public Sans" w:hAnsi="Public Sans"/>
-          <w:color w:val="1B1B1B"/>
+          <w:color w:val="1F2A30"/>
         </w:rPr>
         <w:t xml:space="preserve"> "Informing our product thinking" is safe. "Shaping the roadmap" is a soft promise that comes back. The date is required: an undated customer-facing artifact circulates indefinitely and gets read as current a year later.</w:t>
       </w:r>
@@ -1158,7 +1166,7 @@
       <w:r>
         <w:rPr>
           <w:rFonts w:ascii="Public Sans" w:hAnsi="Public Sans"/>
-          <w:color w:val="005EA2"/>
+          <w:color w:val="002436"/>
         </w:rPr>
         <w:t>Voice</w:t>
       </w:r>
@@ -1170,14 +1178,14 @@
       <w:r>
         <w:rPr>
           <w:rFonts w:ascii="Roboto Mono" w:hAnsi="Roboto Mono"/>
-          <w:color w:val="1B1B1B"/>
+          <w:color w:val="1F2A30"/>
         </w:rPr>
         <w:t>VOICE-AND-STYLE.md</w:t>
       </w:r>
       <w:r>
         <w:rPr>
           <w:rFonts w:ascii="Public Sans" w:hAnsi="Public Sans"/>
-          <w:color w:val="1B1B1B"/>
+          <w:color w:val="1F2A30"/>
         </w:rPr>
         <w:t xml:space="preserve"> governs, with three emphases:</w:t>
       </w:r>
@@ -1191,14 +1199,14 @@
         <w:rPr>
           <w:rFonts w:ascii="Public Sans" w:hAnsi="Public Sans"/>
           <w:b/>
-          <w:color w:val="1B1B1B"/>
+          <w:color w:val="1F2A30"/>
         </w:rPr>
         <w:t>Second person throughout.</w:t>
       </w:r>
       <w:r>
         <w:rPr>
           <w:rFonts w:ascii="Public Sans" w:hAnsi="Public Sans"/>
-          <w:color w:val="1B1B1B"/>
+          <w:color w:val="1F2A30"/>
         </w:rPr>
         <w:t xml:space="preserve"> A participant summary in third person has missed the point.</w:t>
       </w:r>
@@ -1212,14 +1220,14 @@
         <w:rPr>
           <w:rFonts w:ascii="Public Sans" w:hAnsi="Public Sans"/>
           <w:b/>
-          <w:color w:val="1B1B1B"/>
+          <w:color w:val="1F2A30"/>
         </w:rPr>
         <w:t>No em dash interrupting a sentence</w:t>
       </w:r>
       <w:r>
         <w:rPr>
           <w:rFonts w:ascii="Public Sans" w:hAnsi="Public Sans"/>
-          <w:color w:val="1B1B1B"/>
+          <w:color w:val="1F2A30"/>
         </w:rPr>
         <w:t xml:space="preserve"> (item 22). This bites hardest here, because the format invites appositives. Use commas.</w:t>
       </w:r>
@@ -1233,14 +1241,14 @@
         <w:rPr>
           <w:rFonts w:ascii="Public Sans" w:hAnsi="Public Sans"/>
           <w:b/>
-          <w:color w:val="1B1B1B"/>
+          <w:color w:val="1F2A30"/>
         </w:rPr>
         <w:t>Expand every acronym on first use.</w:t>
       </w:r>
       <w:r>
         <w:rPr>
           <w:rFonts w:ascii="Public Sans" w:hAnsi="Public Sans"/>
-          <w:color w:val="1B1B1B"/>
+          <w:color w:val="1F2A30"/>
         </w:rPr>
         <w:t xml:space="preserve"> The participant knows their domain; the colleague they forward it to may not.</w:t>
       </w:r>
@@ -1252,7 +1260,7 @@
       <w:r>
         <w:rPr>
           <w:rFonts w:ascii="Public Sans" w:hAnsi="Public Sans"/>
-          <w:color w:val="1B1B1B"/>
+          <w:color w:val="1F2A30"/>
         </w:rPr>
         <w:t>Warm, not effusive. One genuine thank-you, in the footer. Not three.</w:t>
       </w:r>
@@ -1266,7 +1274,7 @@
       <w:r>
         <w:rPr>
           <w:rFonts w:ascii="Public Sans" w:hAnsi="Public Sans"/>
-          <w:color w:val="005EA2"/>
+          <w:color w:val="002436"/>
         </w:rPr>
         <w:t>Before it goes out</w:t>
       </w:r>
@@ -1279,14 +1287,14 @@
         <w:rPr>
           <w:rFonts w:ascii="Public Sans" w:hAnsi="Public Sans"/>
           <w:b/>
-          <w:color w:val="1B1B1B"/>
+          <w:color w:val="1F2A30"/>
         </w:rPr>
         <w:t>Safety</w:t>
       </w:r>
       <w:r>
         <w:rPr>
           <w:rFonts w:ascii="Public Sans" w:hAnsi="Public Sans"/>
-          <w:color w:val="1B1B1B"/>
+          <w:color w:val="1F2A30"/>
         </w:rPr>
         <w:t xml:space="preserve"> — no IDs, names, accounts, counts, quotes, or identifying roles.</w:t>
       </w:r>
@@ -1299,14 +1307,14 @@
         <w:rPr>
           <w:rFonts w:ascii="Public Sans" w:hAnsi="Public Sans"/>
           <w:b/>
-          <w:color w:val="1B1B1B"/>
+          <w:color w:val="1F2A30"/>
         </w:rPr>
         <w:t>Commitment</w:t>
       </w:r>
       <w:r>
         <w:rPr>
           <w:rFonts w:ascii="Public Sans" w:hAnsi="Public Sans"/>
-          <w:color w:val="1B1B1B"/>
+          <w:color w:val="1F2A30"/>
         </w:rPr>
         <w:t xml:space="preserve"> — every condition opens with an attribution verb; no restricted topics; mechanisms marked "for example"; footer language soft; month and year present.</w:t>
       </w:r>
@@ -1319,14 +1327,14 @@
         <w:rPr>
           <w:rFonts w:ascii="Public Sans" w:hAnsi="Public Sans"/>
           <w:b/>
-          <w:color w:val="1B1B1B"/>
+          <w:color w:val="1F2A30"/>
         </w:rPr>
         <w:t>Framing</w:t>
       </w:r>
       <w:r>
         <w:rPr>
           <w:rFonts w:ascii="Public Sans" w:hAnsi="Public Sans"/>
-          <w:color w:val="1B1B1B"/>
+          <w:color w:val="1F2A30"/>
         </w:rPr>
         <w:t xml:space="preserve"> — "adoption" not "migration"; conditions not blockers; no line mirroring internal doubt back at the customer.</w:t>
       </w:r>
@@ -1339,14 +1347,14 @@
         <w:rPr>
           <w:rFonts w:ascii="Public Sans" w:hAnsi="Public Sans"/>
           <w:b/>
-          <w:color w:val="1B1B1B"/>
+          <w:color w:val="1F2A30"/>
         </w:rPr>
         <w:t>Craft</w:t>
       </w:r>
       <w:r>
         <w:rPr>
           <w:rFonts w:ascii="Public Sans" w:hAnsi="Public Sans"/>
-          <w:color w:val="1B1B1B"/>
+          <w:color w:val="1F2A30"/>
         </w:rPr>
         <w:t xml:space="preserve"> — second person; no mid-sentence em dashes; acronyms expanded; rendered output </w:t>
       </w:r>
@@ -1354,14 +1362,14 @@
         <w:rPr>
           <w:rFonts w:ascii="Public Sans" w:hAnsi="Public Sans"/>
           <w:i/>
-          <w:color w:val="1B1B1B"/>
+          <w:color w:val="1F2A30"/>
         </w:rPr>
         <w:t>viewed</w:t>
       </w:r>
       <w:r>
         <w:rPr>
           <w:rFonts w:ascii="Public Sans" w:hAnsi="Public Sans"/>
-          <w:color w:val="1B1B1B"/>
+          <w:color w:val="1F2A30"/>
         </w:rPr>
         <w:t>, not just generated, with nothing clipped or overflowing.</w:t>
       </w:r>
@@ -1373,7 +1381,7 @@
       <w:r>
         <w:rPr>
           <w:rFonts w:ascii="Public Sans" w:hAnsi="Public Sans"/>
-          <w:color w:val="1B1B1B"/>
+          <w:color w:val="1F2A30"/>
         </w:rPr>
         <w:t xml:space="preserve">A card that passes §4.10 is </w:t>
       </w:r>
@@ -1381,14 +1389,14 @@
         <w:rPr>
           <w:rFonts w:ascii="Public Sans" w:hAnsi="Public Sans"/>
           <w:b/>
-          <w:color w:val="1B1B1B"/>
+          <w:color w:val="1F2A30"/>
         </w:rPr>
         <w:t>ready for review, not ready to send.</w:t>
       </w:r>
       <w:r>
         <w:rPr>
           <w:rFonts w:ascii="Public Sans" w:hAnsi="Public Sans"/>
-          <w:color w:val="1B1B1B"/>
+          <w:color w:val="1F2A30"/>
         </w:rPr>
         <w:t xml:space="preserve"> You read it yourself, then whoever owns customer communications reads it, and per §4.9 item 8 the product owner confirms the wording before it reaches a named account. No other artifact in the suite carries that caveat; this one always does.</w:t>
       </w:r>
@@ -1418,7 +1426,7 @@
       <w:rPr>
         <w:rFonts w:ascii="Public Sans" w:hAnsi="Public Sans"/>
         <w:i/>
-        <w:color w:val="565C65"/>
+        <w:color w:val="5C6670"/>
         <w:sz w:val="18"/>
       </w:rPr>
       <w:t>Dr. Morgan UX research suite · template</w:t>
@@ -1429,7 +1437,7 @@
     <w:r>
       <w:rPr>
         <w:rFonts w:ascii="Public Sans" w:hAnsi="Public Sans"/>
-        <w:color w:val="565C65"/>
+        <w:color w:val="5C6670"/>
         <w:sz w:val="18"/>
       </w:rPr>
       <w:t xml:space="preserve">Page </w:t>
@@ -1437,7 +1445,7 @@
     <w:r>
       <w:rPr>
         <w:rFonts w:ascii="Public Sans" w:hAnsi="Public Sans"/>
-        <w:color w:val="565C65"/>
+        <w:color w:val="5C6670"/>
         <w:sz w:val="18"/>
       </w:rPr>
       <w:fldChar w:fldCharType="begin"/>
@@ -1455,14 +1463,14 @@
       <w:pStyle w:val="Header"/>
       <w:spacing w:after="0"/>
       <w:pBdr>
-        <w:bottom w:val="single" w:sz="4" w:space="4" w:color="005EA2"/>
+        <w:bottom w:val="single" w:sz="4" w:space="4" w:color="002436"/>
       </w:pBdr>
     </w:pPr>
     <w:r>
       <w:rPr>
         <w:rFonts w:ascii="Public Sans" w:hAnsi="Public Sans"/>
         <w:b/>
-        <w:color w:val="005EA2"/>
+        <w:color w:val="002436"/>
         <w:sz w:val="18"/>
       </w:rPr>
       <w:t>UX Research</w:t>
@@ -1854,7 +1862,7 @@
     </w:pPr>
     <w:rPr>
       <w:rFonts w:ascii="Public Sans" w:hAnsi="Public Sans"/>
-      <w:color w:val="1B1B1B"/>
+      <w:color w:val="1F2A30"/>
       <w:sz w:val="22"/>
     </w:rPr>
   </w:style>
